--- a/Received/1/1,serofero.docx
+++ b/Received/1/1,serofero.docx
@@ -207,6 +207,7 @@
           </wp:anchor>
         </w:drawing>
       </w:r>
+      <w:proofErr w:type="spellStart"/>
       <w:r>
         <w:rPr>
           <w:rFonts w:ascii="Preeti" w:hAnsi="Preeti"/>
@@ -215,13 +216,10 @@
           <w:sz w:val="40"/>
           <w:szCs w:val="40"/>
         </w:rPr>
-        <w:t>u|Lg ;f];fO6L klAns :s'n</w:t>
-      </w:r>
-    </w:p>
-    <w:p>
-      <w:pPr>
-        <w:spacing w:after="0" w:line="240" w:lineRule="auto"/>
-        <w:jc w:val="center"/>
+        <w:t>u|</w:t>
+      </w:r>
+      <w:proofErr w:type="gramStart"/>
+      <w:r>
         <w:rPr>
           <w:rFonts w:ascii="Preeti" w:hAnsi="Preeti"/>
           <w:b/>
@@ -229,21 +227,10 @@
           <w:sz w:val="40"/>
           <w:szCs w:val="40"/>
         </w:rPr>
-      </w:pPr>
-      <w:r>
-        <w:rPr>
-          <w:rFonts w:ascii="Preeti" w:hAnsi="Preeti"/>
-          <w:b/>
-          <w:sz w:val="28"/>
-          <w:szCs w:val="28"/>
-        </w:rPr>
-        <w:t>/Tggu/–&amp;, ;f}/fxf lrtjg</w:t>
-      </w:r>
-    </w:p>
-    <w:p>
-      <w:pPr>
-        <w:spacing w:after="0" w:line="240" w:lineRule="auto"/>
-        <w:jc w:val="center"/>
+        <w:t>Lg</w:t>
+      </w:r>
+      <w:proofErr w:type="spellEnd"/>
+      <w:r>
         <w:rPr>
           <w:rFonts w:ascii="Preeti" w:hAnsi="Preeti"/>
           <w:b/>
@@ -251,7 +238,163 @@
           <w:sz w:val="40"/>
           <w:szCs w:val="40"/>
         </w:rPr>
-      </w:pPr>
+        <w:t xml:space="preserve"> ;f];fO</w:t>
+      </w:r>
+      <w:proofErr w:type="gramEnd"/>
+      <w:r>
+        <w:rPr>
+          <w:rFonts w:ascii="Preeti" w:hAnsi="Preeti"/>
+          <w:b/>
+          <w:bCs/>
+          <w:sz w:val="40"/>
+          <w:szCs w:val="40"/>
+        </w:rPr>
+        <w:t xml:space="preserve">6L </w:t>
+      </w:r>
+      <w:proofErr w:type="spellStart"/>
+      <w:proofErr w:type="gramStart"/>
+      <w:r>
+        <w:rPr>
+          <w:rFonts w:ascii="Preeti" w:hAnsi="Preeti"/>
+          <w:b/>
+          <w:bCs/>
+          <w:sz w:val="40"/>
+          <w:szCs w:val="40"/>
+        </w:rPr>
+        <w:t>klAns</w:t>
+      </w:r>
+      <w:proofErr w:type="spellEnd"/>
+      <w:r>
+        <w:rPr>
+          <w:rFonts w:ascii="Preeti" w:hAnsi="Preeti"/>
+          <w:b/>
+          <w:bCs/>
+          <w:sz w:val="40"/>
+          <w:szCs w:val="40"/>
+        </w:rPr>
+        <w:t xml:space="preserve"> :</w:t>
+      </w:r>
+      <w:proofErr w:type="spellStart"/>
+      <w:r>
+        <w:rPr>
+          <w:rFonts w:ascii="Preeti" w:hAnsi="Preeti"/>
+          <w:b/>
+          <w:bCs/>
+          <w:sz w:val="40"/>
+          <w:szCs w:val="40"/>
+        </w:rPr>
+        <w:t>s'n</w:t>
+      </w:r>
+      <w:proofErr w:type="spellEnd"/>
+      <w:proofErr w:type="gramEnd"/>
+    </w:p>
+    <w:p>
+      <w:pPr>
+        <w:spacing w:after="0" w:line="240" w:lineRule="auto"/>
+        <w:jc w:val="center"/>
+        <w:rPr>
+          <w:rFonts w:ascii="Preeti" w:hAnsi="Preeti"/>
+          <w:b/>
+          <w:bCs/>
+          <w:sz w:val="40"/>
+          <w:szCs w:val="40"/>
+        </w:rPr>
+      </w:pPr>
+      <w:r>
+        <w:rPr>
+          <w:rFonts w:ascii="Preeti" w:hAnsi="Preeti"/>
+          <w:b/>
+          <w:sz w:val="28"/>
+          <w:szCs w:val="28"/>
+        </w:rPr>
+        <w:t>/</w:t>
+      </w:r>
+      <w:proofErr w:type="spellStart"/>
+      <w:r>
+        <w:rPr>
+          <w:rFonts w:ascii="Preeti" w:hAnsi="Preeti"/>
+          <w:b/>
+          <w:sz w:val="28"/>
+          <w:szCs w:val="28"/>
+        </w:rPr>
+        <w:t>Tggu</w:t>
+      </w:r>
+      <w:proofErr w:type="spellEnd"/>
+      <w:r>
+        <w:rPr>
+          <w:rFonts w:ascii="Preeti" w:hAnsi="Preeti"/>
+          <w:b/>
+          <w:sz w:val="28"/>
+          <w:szCs w:val="28"/>
+        </w:rPr>
+        <w:t>/–&amp;</w:t>
+      </w:r>
+      <w:proofErr w:type="gramStart"/>
+      <w:r>
+        <w:rPr>
+          <w:rFonts w:ascii="Preeti" w:hAnsi="Preeti"/>
+          <w:b/>
+          <w:sz w:val="28"/>
+          <w:szCs w:val="28"/>
+        </w:rPr>
+        <w:t>, ;f</w:t>
+      </w:r>
+      <w:proofErr w:type="gramEnd"/>
+      <w:r>
+        <w:rPr>
+          <w:rFonts w:ascii="Preeti" w:hAnsi="Preeti"/>
+          <w:b/>
+          <w:sz w:val="28"/>
+          <w:szCs w:val="28"/>
+        </w:rPr>
+        <w:t>}/</w:t>
+      </w:r>
+      <w:proofErr w:type="spellStart"/>
+      <w:r>
+        <w:rPr>
+          <w:rFonts w:ascii="Preeti" w:hAnsi="Preeti"/>
+          <w:b/>
+          <w:sz w:val="28"/>
+          <w:szCs w:val="28"/>
+        </w:rPr>
+        <w:t>fxf</w:t>
+      </w:r>
+      <w:proofErr w:type="spellEnd"/>
+      <w:r>
+        <w:rPr>
+          <w:rFonts w:ascii="Preeti" w:hAnsi="Preeti"/>
+          <w:b/>
+          <w:sz w:val="28"/>
+          <w:szCs w:val="28"/>
+        </w:rPr>
+        <w:t xml:space="preserve"> </w:t>
+      </w:r>
+      <w:proofErr w:type="spellStart"/>
+      <w:r>
+        <w:rPr>
+          <w:rFonts w:ascii="Preeti" w:hAnsi="Preeti"/>
+          <w:b/>
+          <w:sz w:val="28"/>
+          <w:szCs w:val="28"/>
+        </w:rPr>
+        <w:t>lrtjg</w:t>
+      </w:r>
+      <w:proofErr w:type="spellEnd"/>
+    </w:p>
+    <w:p>
+      <w:pPr>
+        <w:spacing w:after="0" w:line="240" w:lineRule="auto"/>
+        <w:jc w:val="center"/>
+        <w:rPr>
+          <w:rFonts w:ascii="Preeti" w:hAnsi="Preeti"/>
+          <w:b/>
+          <w:bCs/>
+          <w:sz w:val="40"/>
+          <w:szCs w:val="40"/>
+        </w:rPr>
+      </w:pPr>
+      <w:proofErr w:type="spellStart"/>
+      <w:proofErr w:type="gramStart"/>
       <w:r>
         <w:rPr>
           <w:rFonts w:ascii="Preeti" w:hAnsi="Preeti"/>
@@ -260,7 +403,29 @@
           <w:szCs w:val="36"/>
           <w:u w:val="single"/>
         </w:rPr>
-        <w:t>jflif{s</w:t>
+        <w:t>jflif</w:t>
+      </w:r>
+      <w:proofErr w:type="spellEnd"/>
+      <w:r>
+        <w:rPr>
+          <w:rFonts w:ascii="Preeti" w:hAnsi="Preeti"/>
+          <w:b/>
+          <w:sz w:val="36"/>
+          <w:szCs w:val="36"/>
+          <w:u w:val="single"/>
+        </w:rPr>
+        <w:t>{</w:t>
+      </w:r>
+      <w:proofErr w:type="gramEnd"/>
+      <w:r>
+        <w:rPr>
+          <w:rFonts w:ascii="Preeti" w:hAnsi="Preeti"/>
+          <w:b/>
+          <w:sz w:val="36"/>
+          <w:szCs w:val="36"/>
+          <w:u w:val="single"/>
+        </w:rPr>
+        <w:t>s</w:t>
       </w:r>
       <w:r>
         <w:rPr>
@@ -356,6 +521,7 @@
           <w:lang w:eastAsia="zh-CN" w:bidi="hi-IN"/>
         </w:rPr>
       </w:pPr>
+      <w:proofErr w:type="spellStart"/>
       <w:r>
         <w:rPr>
           <w:rFonts w:ascii="Preeti" w:hAnsi="Preeti"/>
@@ -363,7 +529,17 @@
           <w:bCs/>
           <w:sz w:val="36"/>
         </w:rPr>
-        <w:t xml:space="preserve">sIff M– Ps </w:t>
+        <w:t>sIff</w:t>
+      </w:r>
+      <w:proofErr w:type="spellEnd"/>
+      <w:r>
+        <w:rPr>
+          <w:rFonts w:ascii="Preeti" w:hAnsi="Preeti"/>
+          <w:b/>
+          <w:bCs/>
+          <w:sz w:val="36"/>
+        </w:rPr>
+        <w:t xml:space="preserve"> M– Ps </w:t>
       </w:r>
       <w:r>
         <w:rPr>
@@ -523,7 +699,28 @@
           <w:sz w:val="32"/>
           <w:szCs w:val="32"/>
         </w:rPr>
-        <w:t>k"0f{f</w:t>
+        <w:t>k"0</w:t>
+      </w:r>
+      <w:proofErr w:type="gramStart"/>
+      <w:r>
+        <w:rPr>
+          <w:rFonts w:ascii="Preeti" w:hAnsi="Preeti"/>
+          <w:b/>
+          <w:sz w:val="32"/>
+          <w:szCs w:val="32"/>
+        </w:rPr>
+        <w:t>f{</w:t>
+      </w:r>
+      <w:proofErr w:type="spellStart"/>
+      <w:proofErr w:type="gramEnd"/>
+      <w:r>
+        <w:rPr>
+          <w:rFonts w:ascii="Preeti" w:hAnsi="Preeti"/>
+          <w:b/>
+          <w:sz w:val="32"/>
+          <w:szCs w:val="32"/>
+        </w:rPr>
+        <w:t>f</w:t>
       </w:r>
       <w:r>
         <w:rPr>
@@ -533,7 +730,18 @@
           <w:szCs w:val="32"/>
           <w:lang w:eastAsia="zh-CN"/>
         </w:rPr>
-        <w:t>ÍM–</w:t>
+        <w:t>ÍM</w:t>
+      </w:r>
+      <w:proofErr w:type="spellEnd"/>
+      <w:r>
+        <w:rPr>
+          <w:rFonts w:ascii="Preeti" w:hAnsi="Preeti" w:cs="Times New Roman"/>
+          <w:b/>
+          <w:sz w:val="32"/>
+          <w:szCs w:val="32"/>
+          <w:lang w:eastAsia="zh-CN"/>
+        </w:rPr>
+        <w:t>–</w:t>
       </w:r>
       <w:r>
         <w:rPr>
@@ -545,6 +753,7 @@
         </w:rPr>
         <w:t xml:space="preserve"> </w:t>
       </w:r>
+      <w:proofErr w:type="gramStart"/>
       <w:r>
         <w:rPr>
           <w:rFonts w:ascii="Preeti" w:hAnsi="Preeti"/>
@@ -563,8 +772,20 @@
           <w:szCs w:val="24"/>
           <w:lang w:eastAsia="zh-CN" w:bidi="hi-IN"/>
         </w:rPr>
-        <w:t xml:space="preserve">        </w:t>
-      </w:r>
+        <w:t xml:space="preserve">   </w:t>
+      </w:r>
+      <w:proofErr w:type="gramEnd"/>
+      <w:r>
+        <w:rPr>
+          <w:rFonts w:ascii="Preeti" w:hAnsi="Preeti"/>
+          <w:bCs/>
+          <w:sz w:val="24"/>
+          <w:szCs w:val="24"/>
+          <w:lang w:eastAsia="zh-CN" w:bidi="hi-IN"/>
+        </w:rPr>
+        <w:t xml:space="preserve">     </w:t>
+      </w:r>
+      <w:proofErr w:type="spellStart"/>
       <w:r>
         <w:rPr>
           <w:rFonts w:ascii="Preeti" w:hAnsi="Preeti" w:cs="Times New Roman"/>
@@ -573,7 +794,19 @@
           <w:szCs w:val="36"/>
           <w:lang w:eastAsia="zh-CN"/>
         </w:rPr>
-        <w:t>ljifoM–</w:t>
+        <w:t>ljifoM</w:t>
+      </w:r>
+      <w:proofErr w:type="spellEnd"/>
+      <w:proofErr w:type="gramStart"/>
+      <w:r>
+        <w:rPr>
+          <w:rFonts w:ascii="Preeti" w:hAnsi="Preeti" w:cs="Times New Roman"/>
+          <w:b/>
+          <w:sz w:val="36"/>
+          <w:szCs w:val="36"/>
+          <w:lang w:eastAsia="zh-CN"/>
+        </w:rPr>
+        <w:t>–</w:t>
       </w:r>
       <w:r>
         <w:rPr>
@@ -593,7 +826,40 @@
           <w:szCs w:val="32"/>
           <w:lang w:eastAsia="zh-CN"/>
         </w:rPr>
-        <w:t>;]/]fkm/f]</w:t>
+        <w:t>;]/</w:t>
+      </w:r>
+      <w:proofErr w:type="gramEnd"/>
+      <w:r>
+        <w:rPr>
+          <w:rFonts w:ascii="Preeti" w:hAnsi="Preeti" w:cs="Times New Roman"/>
+          <w:b/>
+          <w:sz w:val="32"/>
+          <w:szCs w:val="32"/>
+          <w:lang w:eastAsia="zh-CN"/>
+        </w:rPr>
+        <w:t>]</w:t>
+      </w:r>
+      <w:proofErr w:type="spellStart"/>
+      <w:r>
+        <w:rPr>
+          <w:rFonts w:ascii="Preeti" w:hAnsi="Preeti" w:cs="Times New Roman"/>
+          <w:b/>
+          <w:sz w:val="32"/>
+          <w:szCs w:val="32"/>
+          <w:lang w:eastAsia="zh-CN"/>
+        </w:rPr>
+        <w:t>fkm</w:t>
+      </w:r>
+      <w:proofErr w:type="spellEnd"/>
+      <w:r>
+        <w:rPr>
+          <w:rFonts w:ascii="Preeti" w:hAnsi="Preeti" w:cs="Times New Roman"/>
+          <w:b/>
+          <w:sz w:val="32"/>
+          <w:szCs w:val="32"/>
+          <w:lang w:eastAsia="zh-CN"/>
+        </w:rPr>
+        <w:t>/f]</w:t>
       </w:r>
     </w:p>
     <w:tbl>
@@ -643,6 +909,8 @@
                 <w:szCs w:val="40"/>
               </w:rPr>
             </w:pPr>
+            <w:proofErr w:type="spellStart"/>
+            <w:proofErr w:type="gramStart"/>
             <w:r>
               <w:rPr>
                 <w:rFonts w:ascii="Preeti" w:hAnsi="Preeti"/>
@@ -651,7 +919,18 @@
                 <w:sz w:val="40"/>
                 <w:szCs w:val="40"/>
               </w:rPr>
-              <w:t xml:space="preserve">gfd </w:t>
+              <w:t>gfd</w:t>
+            </w:r>
+            <w:proofErr w:type="spellEnd"/>
+            <w:r>
+              <w:rPr>
+                <w:rFonts w:ascii="Preeti" w:hAnsi="Preeti"/>
+                <w:b/>
+                <w:bCs/>
+                <w:sz w:val="40"/>
+                <w:szCs w:val="40"/>
+              </w:rPr>
+              <w:t xml:space="preserve"> </w:t>
             </w:r>
             <w:r>
               <w:rPr>
@@ -661,7 +940,18 @@
                 <w:sz w:val="40"/>
                 <w:szCs w:val="40"/>
               </w:rPr>
-              <w:t xml:space="preserve">: </w:t>
+              <w:t>:</w:t>
+            </w:r>
+            <w:proofErr w:type="gramEnd"/>
+            <w:r>
+              <w:rPr>
+                <w:rFonts w:ascii="Times New Roman" w:hAnsi="Times New Roman"/>
+                <w:b/>
+                <w:bCs/>
+                <w:sz w:val="40"/>
+                <w:szCs w:val="40"/>
+              </w:rPr>
+              <w:t xml:space="preserve"> </w:t>
             </w:r>
             <w:r>
               <w:rPr>
@@ -671,7 +961,84 @@
                 <w:sz w:val="40"/>
                 <w:szCs w:val="40"/>
               </w:rPr>
-              <w:t>====================================================/f]n g+=============;]S;g M</w:t>
+              <w:t>====================================================/</w:t>
+            </w:r>
+            <w:proofErr w:type="gramStart"/>
+            <w:r>
+              <w:rPr>
+                <w:rFonts w:ascii="Preeti" w:hAnsi="Preeti"/>
+                <w:b/>
+                <w:bCs/>
+                <w:sz w:val="40"/>
+                <w:szCs w:val="40"/>
+              </w:rPr>
+              <w:t>f]n</w:t>
+            </w:r>
+            <w:proofErr w:type="gramEnd"/>
+            <w:r>
+              <w:rPr>
+                <w:rFonts w:ascii="Preeti" w:hAnsi="Preeti"/>
+                <w:b/>
+                <w:bCs/>
+                <w:sz w:val="40"/>
+                <w:szCs w:val="40"/>
+              </w:rPr>
+              <w:t xml:space="preserve"> g+=============</w:t>
+            </w:r>
+            <w:proofErr w:type="gramStart"/>
+            <w:r>
+              <w:rPr>
+                <w:rFonts w:ascii="Preeti" w:hAnsi="Preeti"/>
+                <w:b/>
+                <w:bCs/>
+                <w:sz w:val="40"/>
+                <w:szCs w:val="40"/>
+              </w:rPr>
+              <w:t>;]</w:t>
+            </w:r>
+            <w:proofErr w:type="spellStart"/>
+            <w:r>
+              <w:rPr>
+                <w:rFonts w:ascii="Preeti" w:hAnsi="Preeti"/>
+                <w:b/>
+                <w:bCs/>
+                <w:sz w:val="40"/>
+                <w:szCs w:val="40"/>
+              </w:rPr>
+              <w:t>S</w:t>
+            </w:r>
+            <w:proofErr w:type="gramEnd"/>
+            <w:r>
+              <w:rPr>
+                <w:rFonts w:ascii="Preeti" w:hAnsi="Preeti"/>
+                <w:b/>
+                <w:bCs/>
+                <w:sz w:val="40"/>
+                <w:szCs w:val="40"/>
+              </w:rPr>
+              <w:t>;g</w:t>
+            </w:r>
+            <w:proofErr w:type="spellEnd"/>
+            <w:r>
+              <w:rPr>
+                <w:rFonts w:ascii="Preeti" w:hAnsi="Preeti"/>
+                <w:b/>
+                <w:bCs/>
+                <w:sz w:val="40"/>
+                <w:szCs w:val="40"/>
+              </w:rPr>
+              <w:t xml:space="preserve"> </w:t>
+            </w:r>
+            <w:proofErr w:type="gramStart"/>
+            <w:r>
+              <w:rPr>
+                <w:rFonts w:ascii="Preeti" w:hAnsi="Preeti"/>
+                <w:b/>
+                <w:bCs/>
+                <w:sz w:val="40"/>
+                <w:szCs w:val="40"/>
+              </w:rPr>
+              <w:t>M</w:t>
             </w:r>
             <w:r>
               <w:rPr>
@@ -691,7 +1058,18 @@
                 <w:sz w:val="40"/>
                 <w:szCs w:val="40"/>
               </w:rPr>
-              <w:t>================</w:t>
+              <w:t>=</w:t>
+            </w:r>
+            <w:proofErr w:type="gramEnd"/>
+            <w:r>
+              <w:rPr>
+                <w:rFonts w:ascii="Preeti" w:hAnsi="Preeti"/>
+                <w:b/>
+                <w:bCs/>
+                <w:sz w:val="40"/>
+                <w:szCs w:val="40"/>
+              </w:rPr>
+              <w:t>===============</w:t>
             </w:r>
             <w:r>
               <w:rPr>
@@ -827,6 +1205,7 @@
               </w:rPr>
               <w:t xml:space="preserve">              _________________________         ______________________        </w:t>
             </w:r>
+            <w:proofErr w:type="spellStart"/>
             <w:r>
               <w:rPr>
                 <w:rFonts w:ascii="Preeti" w:hAnsi="Preeti"/>
@@ -835,7 +1214,40 @@
                 <w:sz w:val="36"/>
                 <w:szCs w:val="36"/>
               </w:rPr>
-              <w:t>s'n k|fKtf</w:t>
+              <w:t>s'n</w:t>
+            </w:r>
+            <w:proofErr w:type="spellEnd"/>
+            <w:r>
+              <w:rPr>
+                <w:rFonts w:ascii="Preeti" w:hAnsi="Preeti"/>
+                <w:b/>
+                <w:bCs/>
+                <w:sz w:val="36"/>
+                <w:szCs w:val="36"/>
+              </w:rPr>
+              <w:t xml:space="preserve"> </w:t>
+            </w:r>
+            <w:proofErr w:type="spellStart"/>
+            <w:r>
+              <w:rPr>
+                <w:rFonts w:ascii="Preeti" w:hAnsi="Preeti"/>
+                <w:b/>
+                <w:bCs/>
+                <w:sz w:val="36"/>
+                <w:szCs w:val="36"/>
+              </w:rPr>
+              <w:t>k|</w:t>
+            </w:r>
+            <w:proofErr w:type="gramStart"/>
+            <w:r>
+              <w:rPr>
+                <w:rFonts w:ascii="Preeti" w:hAnsi="Preeti"/>
+                <w:b/>
+                <w:bCs/>
+                <w:sz w:val="36"/>
+                <w:szCs w:val="36"/>
+              </w:rPr>
+              <w:t>fKtf</w:t>
             </w:r>
             <w:r>
               <w:rPr>
@@ -844,7 +1256,17 @@
                 <w:szCs w:val="36"/>
                 <w:lang w:bidi="hi-IN"/>
               </w:rPr>
-              <w:t xml:space="preserve">Í </w:t>
+              <w:t>Í</w:t>
+            </w:r>
+            <w:proofErr w:type="spellEnd"/>
+            <w:r>
+              <w:rPr>
+                <w:rFonts w:ascii="Preeti" w:hAnsi="Preeti" w:cs="Preeti"/>
+                <w:sz w:val="36"/>
+                <w:szCs w:val="36"/>
+                <w:lang w:bidi="hi-IN"/>
+              </w:rPr>
+              <w:t xml:space="preserve"> </w:t>
             </w:r>
             <w:r>
               <w:rPr>
@@ -856,6 +1278,7 @@
               </w:rPr>
               <w:t>:</w:t>
             </w:r>
+            <w:proofErr w:type="gramEnd"/>
           </w:p>
           <w:p>
             <w:pPr>
@@ -888,8 +1311,44 @@
                 <w:sz w:val="32"/>
                 <w:szCs w:val="32"/>
               </w:rPr>
-              <w:t>lg/LIfssf] ;xL</w:t>
+              <w:t>lg/</w:t>
             </w:r>
+            <w:proofErr w:type="spellStart"/>
+            <w:r>
+              <w:rPr>
+                <w:rFonts w:ascii="Preeti" w:hAnsi="Preeti"/>
+                <w:b/>
+                <w:bCs/>
+                <w:sz w:val="32"/>
+                <w:szCs w:val="32"/>
+              </w:rPr>
+              <w:t>LIfssf</w:t>
+            </w:r>
+            <w:proofErr w:type="spellEnd"/>
+            <w:proofErr w:type="gramStart"/>
+            <w:r>
+              <w:rPr>
+                <w:rFonts w:ascii="Preeti" w:hAnsi="Preeti"/>
+                <w:b/>
+                <w:bCs/>
+                <w:sz w:val="32"/>
+                <w:szCs w:val="32"/>
+              </w:rPr>
+              <w:t>] ;</w:t>
+            </w:r>
+            <w:proofErr w:type="spellStart"/>
+            <w:r>
+              <w:rPr>
+                <w:rFonts w:ascii="Preeti" w:hAnsi="Preeti"/>
+                <w:b/>
+                <w:bCs/>
+                <w:sz w:val="32"/>
+                <w:szCs w:val="32"/>
+              </w:rPr>
+              <w:t>xL</w:t>
+            </w:r>
+            <w:proofErr w:type="spellEnd"/>
+            <w:proofErr w:type="gramEnd"/>
             <w:r>
               <w:rPr>
                 <w:rFonts w:ascii="Times New Roman" w:hAnsi="Times New Roman"/>
@@ -908,8 +1367,44 @@
                 <w:sz w:val="32"/>
                 <w:szCs w:val="32"/>
               </w:rPr>
-              <w:t>k/LIfssf] ;xL</w:t>
+              <w:t>k/</w:t>
             </w:r>
+            <w:proofErr w:type="spellStart"/>
+            <w:r>
+              <w:rPr>
+                <w:rFonts w:ascii="Preeti" w:hAnsi="Preeti"/>
+                <w:b/>
+                <w:bCs/>
+                <w:sz w:val="32"/>
+                <w:szCs w:val="32"/>
+              </w:rPr>
+              <w:t>LIfssf</w:t>
+            </w:r>
+            <w:proofErr w:type="spellEnd"/>
+            <w:proofErr w:type="gramStart"/>
+            <w:r>
+              <w:rPr>
+                <w:rFonts w:ascii="Preeti" w:hAnsi="Preeti"/>
+                <w:b/>
+                <w:bCs/>
+                <w:sz w:val="32"/>
+                <w:szCs w:val="32"/>
+              </w:rPr>
+              <w:t>] ;</w:t>
+            </w:r>
+            <w:proofErr w:type="spellStart"/>
+            <w:r>
+              <w:rPr>
+                <w:rFonts w:ascii="Preeti" w:hAnsi="Preeti"/>
+                <w:b/>
+                <w:bCs/>
+                <w:sz w:val="32"/>
+                <w:szCs w:val="32"/>
+              </w:rPr>
+              <w:t>xL</w:t>
+            </w:r>
+            <w:proofErr w:type="spellEnd"/>
+            <w:proofErr w:type="gramEnd"/>
             <w:r>
               <w:rPr>
                 <w:rFonts w:ascii="Times New Roman" w:hAnsi="Times New Roman"/>
@@ -935,23 +1430,74 @@
           <w:szCs w:val="36"/>
         </w:rPr>
       </w:pPr>
-      <w:r>
-        <w:rPr>
-          <w:rFonts w:ascii="Preeti" w:hAnsi="Preeti" w:cs="Times New Roman"/>
-          <w:b/>
-          <w:sz w:val="36"/>
-          <w:szCs w:val="36"/>
-        </w:rPr>
-        <w:t xml:space="preserve">!_ </w:t>
-      </w:r>
-      <w:r>
-        <w:rPr>
-          <w:rFonts w:ascii="Preeti" w:hAnsi="Preeti" w:cs="Times New Roman"/>
-          <w:b/>
-          <w:sz w:val="36"/>
-          <w:szCs w:val="36"/>
-        </w:rPr>
-        <w:t xml:space="preserve">l7s pQ/df l7s </w:t>
+      <w:proofErr w:type="gramStart"/>
+      <w:r>
+        <w:rPr>
+          <w:rFonts w:ascii="Preeti" w:hAnsi="Preeti" w:cs="Times New Roman"/>
+          <w:b/>
+          <w:sz w:val="36"/>
+          <w:szCs w:val="36"/>
+        </w:rPr>
+        <w:t>!_</w:t>
+      </w:r>
+      <w:proofErr w:type="gramEnd"/>
+      <w:r>
+        <w:rPr>
+          <w:rFonts w:ascii="Preeti" w:hAnsi="Preeti" w:cs="Times New Roman"/>
+          <w:b/>
+          <w:sz w:val="36"/>
+          <w:szCs w:val="36"/>
+        </w:rPr>
+        <w:t xml:space="preserve"> </w:t>
+      </w:r>
+      <w:r>
+        <w:rPr>
+          <w:rFonts w:ascii="Preeti" w:hAnsi="Preeti" w:cs="Times New Roman"/>
+          <w:b/>
+          <w:sz w:val="36"/>
+          <w:szCs w:val="36"/>
+        </w:rPr>
+        <w:t xml:space="preserve">l7s </w:t>
+      </w:r>
+      <w:proofErr w:type="spellStart"/>
+      <w:r>
+        <w:rPr>
+          <w:rFonts w:ascii="Preeti" w:hAnsi="Preeti" w:cs="Times New Roman"/>
+          <w:b/>
+          <w:sz w:val="36"/>
+          <w:szCs w:val="36"/>
+        </w:rPr>
+        <w:t>pQ</w:t>
+      </w:r>
+      <w:proofErr w:type="spellEnd"/>
+      <w:r>
+        <w:rPr>
+          <w:rFonts w:ascii="Preeti" w:hAnsi="Preeti" w:cs="Times New Roman"/>
+          <w:b/>
+          <w:sz w:val="36"/>
+          <w:szCs w:val="36"/>
+        </w:rPr>
+        <w:t>/</w:t>
+      </w:r>
+      <w:proofErr w:type="spellStart"/>
+      <w:r>
+        <w:rPr>
+          <w:rFonts w:ascii="Preeti" w:hAnsi="Preeti" w:cs="Times New Roman"/>
+          <w:b/>
+          <w:sz w:val="36"/>
+          <w:szCs w:val="36"/>
+        </w:rPr>
+        <w:t>df</w:t>
+      </w:r>
+      <w:proofErr w:type="spellEnd"/>
+      <w:r>
+        <w:rPr>
+          <w:rFonts w:ascii="Preeti" w:hAnsi="Preeti" w:cs="Times New Roman"/>
+          <w:b/>
+          <w:sz w:val="36"/>
+          <w:szCs w:val="36"/>
+        </w:rPr>
+        <w:t xml:space="preserve"> l7s </w:t>
       </w:r>
       <w:r>
         <w:rPr>
@@ -993,23 +1539,65 @@
         </w:rPr>
         <w:t xml:space="preserve">_ </w:t>
       </w:r>
-      <w:r>
-        <w:rPr>
-          <w:rFonts w:ascii="Preeti" w:hAnsi="Preeti" w:cs="Times New Roman"/>
-          <w:b/>
-          <w:sz w:val="36"/>
-          <w:szCs w:val="36"/>
-        </w:rPr>
-        <w:t>lrx\g nufp</w:t>
-      </w:r>
-      <w:r>
-        <w:rPr>
-          <w:rFonts w:ascii="Preeti" w:hAnsi="Preeti" w:cs="Times New Roman"/>
-          <w:b/>
-          <w:sz w:val="36"/>
-          <w:szCs w:val="36"/>
-        </w:rPr>
-        <w:t>g'xf];\ M</w:t>
+      <w:proofErr w:type="spellStart"/>
+      <w:r>
+        <w:rPr>
+          <w:rFonts w:ascii="Preeti" w:hAnsi="Preeti" w:cs="Times New Roman"/>
+          <w:b/>
+          <w:sz w:val="36"/>
+          <w:szCs w:val="36"/>
+        </w:rPr>
+        <w:t>lrx</w:t>
+      </w:r>
+      <w:proofErr w:type="spellEnd"/>
+      <w:r>
+        <w:rPr>
+          <w:rFonts w:ascii="Preeti" w:hAnsi="Preeti" w:cs="Times New Roman"/>
+          <w:b/>
+          <w:sz w:val="36"/>
+          <w:szCs w:val="36"/>
+        </w:rPr>
+        <w:t xml:space="preserve">\g </w:t>
+      </w:r>
+      <w:proofErr w:type="spellStart"/>
+      <w:r>
+        <w:rPr>
+          <w:rFonts w:ascii="Preeti" w:hAnsi="Preeti" w:cs="Times New Roman"/>
+          <w:b/>
+          <w:sz w:val="36"/>
+          <w:szCs w:val="36"/>
+        </w:rPr>
+        <w:t>nufp</w:t>
+      </w:r>
+      <w:r>
+        <w:rPr>
+          <w:rFonts w:ascii="Preeti" w:hAnsi="Preeti" w:cs="Times New Roman"/>
+          <w:b/>
+          <w:sz w:val="36"/>
+          <w:szCs w:val="36"/>
+        </w:rPr>
+        <w:t>g'xf</w:t>
+      </w:r>
+      <w:proofErr w:type="spellEnd"/>
+      <w:proofErr w:type="gramStart"/>
+      <w:r>
+        <w:rPr>
+          <w:rFonts w:ascii="Preeti" w:hAnsi="Preeti" w:cs="Times New Roman"/>
+          <w:b/>
+          <w:sz w:val="36"/>
+          <w:szCs w:val="36"/>
+        </w:rPr>
+        <w:t>];\</w:t>
+      </w:r>
+      <w:proofErr w:type="gramEnd"/>
+      <w:r>
+        <w:rPr>
+          <w:rFonts w:ascii="Preeti" w:hAnsi="Preeti" w:cs="Times New Roman"/>
+          <w:b/>
+          <w:sz w:val="36"/>
+          <w:szCs w:val="36"/>
+        </w:rPr>
+        <w:t xml:space="preserve"> M</w:t>
       </w:r>
       <w:r>
         <w:rPr>
@@ -1132,15 +1720,79 @@
           <w:sz w:val="36"/>
           <w:szCs w:val="36"/>
         </w:rPr>
-        <w:t xml:space="preserve"> o</w:t>
-      </w:r>
-      <w:r>
-        <w:rPr>
-          <w:rFonts w:ascii="Preeti" w:hAnsi="Preeti" w:cs="Times New Roman"/>
-          <w:sz w:val="36"/>
-          <w:szCs w:val="36"/>
-        </w:rPr>
-        <w:t>f]un] xfd|f] z/L/nfO{ s:</w:t>
+        <w:t xml:space="preserve"> </w:t>
+      </w:r>
+      <w:proofErr w:type="gramStart"/>
+      <w:r>
+        <w:rPr>
+          <w:rFonts w:ascii="Preeti" w:hAnsi="Preeti" w:cs="Times New Roman"/>
+          <w:sz w:val="36"/>
+          <w:szCs w:val="36"/>
+        </w:rPr>
+        <w:t>o</w:t>
+      </w:r>
+      <w:r>
+        <w:rPr>
+          <w:rFonts w:ascii="Preeti" w:hAnsi="Preeti" w:cs="Times New Roman"/>
+          <w:sz w:val="36"/>
+          <w:szCs w:val="36"/>
+        </w:rPr>
+        <w:t>f]un</w:t>
+      </w:r>
+      <w:proofErr w:type="gramEnd"/>
+      <w:r>
+        <w:rPr>
+          <w:rFonts w:ascii="Preeti" w:hAnsi="Preeti" w:cs="Times New Roman"/>
+          <w:sz w:val="36"/>
+          <w:szCs w:val="36"/>
+        </w:rPr>
+        <w:t xml:space="preserve">] </w:t>
+      </w:r>
+      <w:proofErr w:type="spellStart"/>
+      <w:r>
+        <w:rPr>
+          <w:rFonts w:ascii="Preeti" w:hAnsi="Preeti" w:cs="Times New Roman"/>
+          <w:sz w:val="36"/>
+          <w:szCs w:val="36"/>
+        </w:rPr>
+        <w:t>xfd|f</w:t>
+      </w:r>
+      <w:proofErr w:type="spellEnd"/>
+      <w:r>
+        <w:rPr>
+          <w:rFonts w:ascii="Preeti" w:hAnsi="Preeti" w:cs="Times New Roman"/>
+          <w:sz w:val="36"/>
+          <w:szCs w:val="36"/>
+        </w:rPr>
+        <w:t>] z/L/</w:t>
+      </w:r>
+      <w:proofErr w:type="spellStart"/>
+      <w:proofErr w:type="gramStart"/>
+      <w:r>
+        <w:rPr>
+          <w:rFonts w:ascii="Preeti" w:hAnsi="Preeti" w:cs="Times New Roman"/>
+          <w:sz w:val="36"/>
+          <w:szCs w:val="36"/>
+        </w:rPr>
+        <w:t>nfO</w:t>
+      </w:r>
+      <w:proofErr w:type="spellEnd"/>
+      <w:r>
+        <w:rPr>
+          <w:rFonts w:ascii="Preeti" w:hAnsi="Preeti" w:cs="Times New Roman"/>
+          <w:sz w:val="36"/>
+          <w:szCs w:val="36"/>
+        </w:rPr>
+        <w:t>{ s</w:t>
+      </w:r>
+      <w:proofErr w:type="gramEnd"/>
+      <w:r>
+        <w:rPr>
+          <w:rFonts w:ascii="Preeti" w:hAnsi="Preeti" w:cs="Times New Roman"/>
+          <w:sz w:val="36"/>
+          <w:szCs w:val="36"/>
+        </w:rPr>
+        <w:t>:</w:t>
       </w:r>
       <w:r>
         <w:rPr>
@@ -1173,13 +1825,42 @@
           <w:szCs w:val="36"/>
         </w:rPr>
       </w:pPr>
-      <w:r>
-        <w:rPr>
-          <w:rFonts w:ascii="Preeti" w:hAnsi="Preeti" w:cs="Times New Roman"/>
-          <w:sz w:val="36"/>
-          <w:szCs w:val="36"/>
-        </w:rPr>
-        <w:t xml:space="preserve">km'lt{nf] </w:t>
+      <w:proofErr w:type="spellStart"/>
+      <w:r>
+        <w:rPr>
+          <w:rFonts w:ascii="Preeti" w:hAnsi="Preeti" w:cs="Times New Roman"/>
+          <w:sz w:val="36"/>
+          <w:szCs w:val="36"/>
+        </w:rPr>
+        <w:t>km'lt</w:t>
+      </w:r>
+      <w:proofErr w:type="spellEnd"/>
+      <w:r>
+        <w:rPr>
+          <w:rFonts w:ascii="Preeti" w:hAnsi="Preeti" w:cs="Times New Roman"/>
+          <w:sz w:val="36"/>
+          <w:szCs w:val="36"/>
+        </w:rPr>
+        <w:t>{</w:t>
+      </w:r>
+      <w:proofErr w:type="spellStart"/>
+      <w:proofErr w:type="gramStart"/>
+      <w:r>
+        <w:rPr>
+          <w:rFonts w:ascii="Preeti" w:hAnsi="Preeti" w:cs="Times New Roman"/>
+          <w:sz w:val="36"/>
+          <w:szCs w:val="36"/>
+        </w:rPr>
+        <w:t>nf</w:t>
+      </w:r>
+      <w:proofErr w:type="spellEnd"/>
+      <w:r>
+        <w:rPr>
+          <w:rFonts w:ascii="Preeti" w:hAnsi="Preeti" w:cs="Times New Roman"/>
+          <w:sz w:val="36"/>
+          <w:szCs w:val="36"/>
+        </w:rPr>
+        <w:t xml:space="preserve">] </w:t>
       </w:r>
       <w:r>
         <w:rPr>
@@ -1197,37 +1878,48 @@
         </w:rPr>
         <w:tab/>
       </w:r>
-      <w:r>
-        <w:rPr>
-          <w:rFonts w:ascii="Preeti" w:hAnsi="Preeti" w:cs="Times New Roman"/>
-          <w:sz w:val="36"/>
-          <w:szCs w:val="36"/>
-        </w:rPr>
-        <w:tab/>
-      </w:r>
-      <w:r>
-        <w:rPr>
-          <w:rFonts w:ascii="Preeti" w:hAnsi="Preeti" w:cs="Times New Roman"/>
-          <w:sz w:val="36"/>
-          <w:szCs w:val="36"/>
-        </w:rPr>
-        <w:tab/>
-      </w:r>
-      <w:r>
-        <w:rPr>
-          <w:rFonts w:ascii="Preeti" w:hAnsi="Preeti" w:cs="Times New Roman"/>
-          <w:sz w:val="36"/>
-          <w:szCs w:val="36"/>
-        </w:rPr>
-        <w:tab/>
-      </w:r>
-      <w:r>
-        <w:rPr>
-          <w:rFonts w:ascii="Preeti" w:hAnsi="Preeti" w:cs="Times New Roman"/>
-          <w:sz w:val="36"/>
-          <w:szCs w:val="36"/>
-        </w:rPr>
-        <w:t>sdhf]/</w:t>
+      <w:proofErr w:type="gramEnd"/>
+      <w:r>
+        <w:rPr>
+          <w:rFonts w:ascii="Preeti" w:hAnsi="Preeti" w:cs="Times New Roman"/>
+          <w:sz w:val="36"/>
+          <w:szCs w:val="36"/>
+        </w:rPr>
+        <w:tab/>
+      </w:r>
+      <w:r>
+        <w:rPr>
+          <w:rFonts w:ascii="Preeti" w:hAnsi="Preeti" w:cs="Times New Roman"/>
+          <w:sz w:val="36"/>
+          <w:szCs w:val="36"/>
+        </w:rPr>
+        <w:tab/>
+      </w:r>
+      <w:r>
+        <w:rPr>
+          <w:rFonts w:ascii="Preeti" w:hAnsi="Preeti" w:cs="Times New Roman"/>
+          <w:sz w:val="36"/>
+          <w:szCs w:val="36"/>
+        </w:rPr>
+        <w:tab/>
+      </w:r>
+      <w:proofErr w:type="spellStart"/>
+      <w:r>
+        <w:rPr>
+          <w:rFonts w:ascii="Preeti" w:hAnsi="Preeti" w:cs="Times New Roman"/>
+          <w:sz w:val="36"/>
+          <w:szCs w:val="36"/>
+        </w:rPr>
+        <w:t>sdhf</w:t>
+      </w:r>
+      <w:proofErr w:type="spellEnd"/>
+      <w:r>
+        <w:rPr>
+          <w:rFonts w:ascii="Preeti" w:hAnsi="Preeti" w:cs="Times New Roman"/>
+          <w:sz w:val="36"/>
+          <w:szCs w:val="36"/>
+        </w:rPr>
+        <w:t>]/</w:t>
       </w:r>
     </w:p>
     <w:p>
@@ -1264,21 +1956,49 @@
         </w:rPr>
         <w:t xml:space="preserve">v_ </w:t>
       </w:r>
-      <w:r>
-        <w:rPr>
-          <w:rFonts w:ascii="Preeti" w:hAnsi="Preeti" w:cs="Times New Roman"/>
-          <w:sz w:val="36"/>
-          <w:szCs w:val="36"/>
-        </w:rPr>
-        <w:t>xfdL hf8f]</w:t>
-      </w:r>
-      <w:r>
-        <w:rPr>
-          <w:rFonts w:ascii="Preeti" w:hAnsi="Preeti" w:cs="Times New Roman"/>
-          <w:sz w:val="36"/>
-          <w:szCs w:val="36"/>
-        </w:rPr>
-        <w:t xml:space="preserve"> dlxgfdf s:tf</w:t>
+      <w:proofErr w:type="spellStart"/>
+      <w:r>
+        <w:rPr>
+          <w:rFonts w:ascii="Preeti" w:hAnsi="Preeti" w:cs="Times New Roman"/>
+          <w:sz w:val="36"/>
+          <w:szCs w:val="36"/>
+        </w:rPr>
+        <w:t>xfdL</w:t>
+      </w:r>
+      <w:proofErr w:type="spellEnd"/>
+      <w:r>
+        <w:rPr>
+          <w:rFonts w:ascii="Preeti" w:hAnsi="Preeti" w:cs="Times New Roman"/>
+          <w:sz w:val="36"/>
+          <w:szCs w:val="36"/>
+        </w:rPr>
+        <w:t xml:space="preserve"> hf8f]</w:t>
+      </w:r>
+      <w:r>
+        <w:rPr>
+          <w:rFonts w:ascii="Preeti" w:hAnsi="Preeti" w:cs="Times New Roman"/>
+          <w:sz w:val="36"/>
+          <w:szCs w:val="36"/>
+        </w:rPr>
+        <w:t xml:space="preserve"> </w:t>
+      </w:r>
+      <w:proofErr w:type="spellStart"/>
+      <w:r>
+        <w:rPr>
+          <w:rFonts w:ascii="Preeti" w:hAnsi="Preeti" w:cs="Times New Roman"/>
+          <w:sz w:val="36"/>
+          <w:szCs w:val="36"/>
+        </w:rPr>
+        <w:t>dlxgfdf</w:t>
+      </w:r>
+      <w:proofErr w:type="spellEnd"/>
+      <w:r>
+        <w:rPr>
+          <w:rFonts w:ascii="Preeti" w:hAnsi="Preeti" w:cs="Times New Roman"/>
+          <w:sz w:val="36"/>
+          <w:szCs w:val="36"/>
+        </w:rPr>
+        <w:t xml:space="preserve"> s:tf</w:t>
       </w:r>
       <w:r>
         <w:rPr>
@@ -1294,16 +2014,36 @@
           <w:sz w:val="36"/>
           <w:szCs w:val="36"/>
         </w:rPr>
-        <w:t xml:space="preserve"> n'uf</w:t>
-      </w:r>
-      <w:r>
-        <w:rPr>
-          <w:rFonts w:ascii="Preeti" w:hAnsi="Preeti" w:cs="Times New Roman"/>
-          <w:sz w:val="36"/>
-          <w:szCs w:val="36"/>
-        </w:rPr>
-        <w:t xml:space="preserve"> nufpF5f}F</w:t>
-      </w:r>
+        <w:t xml:space="preserve"> </w:t>
+      </w:r>
+      <w:proofErr w:type="spellStart"/>
+      <w:r>
+        <w:rPr>
+          <w:rFonts w:ascii="Preeti" w:hAnsi="Preeti" w:cs="Times New Roman"/>
+          <w:sz w:val="36"/>
+          <w:szCs w:val="36"/>
+        </w:rPr>
+        <w:t>n'uf</w:t>
+      </w:r>
+      <w:proofErr w:type="spellEnd"/>
+      <w:r>
+        <w:rPr>
+          <w:rFonts w:ascii="Preeti" w:hAnsi="Preeti" w:cs="Times New Roman"/>
+          <w:sz w:val="36"/>
+          <w:szCs w:val="36"/>
+        </w:rPr>
+        <w:t xml:space="preserve"> nufpF5</w:t>
+      </w:r>
+      <w:proofErr w:type="gramStart"/>
+      <w:r>
+        <w:rPr>
+          <w:rFonts w:ascii="Preeti" w:hAnsi="Preeti" w:cs="Times New Roman"/>
+          <w:sz w:val="36"/>
+          <w:szCs w:val="36"/>
+        </w:rPr>
+        <w:t>f}F</w:t>
+      </w:r>
+      <w:proofErr w:type="gramEnd"/>
       <w:r>
         <w:rPr>
           <w:rFonts w:ascii="Preeti" w:hAnsi="Preeti" w:cs="Times New Roman"/>
@@ -1327,13 +2067,23 @@
           <w:szCs w:val="36"/>
         </w:rPr>
       </w:pPr>
-      <w:r>
-        <w:rPr>
-          <w:rFonts w:ascii="Preeti" w:hAnsi="Preeti" w:cs="Times New Roman"/>
-          <w:sz w:val="36"/>
-          <w:szCs w:val="36"/>
-        </w:rPr>
-        <w:t>Gofgf]</w:t>
+      <w:proofErr w:type="spellStart"/>
+      <w:r>
+        <w:rPr>
+          <w:rFonts w:ascii="Preeti" w:hAnsi="Preeti" w:cs="Times New Roman"/>
+          <w:sz w:val="36"/>
+          <w:szCs w:val="36"/>
+        </w:rPr>
+        <w:t>Gofgf</w:t>
+      </w:r>
+      <w:proofErr w:type="spellEnd"/>
+      <w:r>
+        <w:rPr>
+          <w:rFonts w:ascii="Preeti" w:hAnsi="Preeti" w:cs="Times New Roman"/>
+          <w:sz w:val="36"/>
+          <w:szCs w:val="36"/>
+        </w:rPr>
+        <w:t>]</w:t>
       </w:r>
       <w:r>
         <w:rPr>
@@ -1368,13 +2118,25 @@
         </w:rPr>
         <w:tab/>
       </w:r>
-      <w:r>
-        <w:rPr>
-          <w:rFonts w:ascii="Preeti" w:hAnsi="Preeti" w:cs="Times New Roman"/>
-          <w:sz w:val="36"/>
-          <w:szCs w:val="36"/>
-        </w:rPr>
-        <w:t>lr;f]</w:t>
+      <w:proofErr w:type="spellStart"/>
+      <w:proofErr w:type="gramStart"/>
+      <w:r>
+        <w:rPr>
+          <w:rFonts w:ascii="Preeti" w:hAnsi="Preeti" w:cs="Times New Roman"/>
+          <w:sz w:val="36"/>
+          <w:szCs w:val="36"/>
+        </w:rPr>
+        <w:t>lr;f</w:t>
+      </w:r>
+      <w:proofErr w:type="spellEnd"/>
+      <w:proofErr w:type="gramEnd"/>
+      <w:r>
+        <w:rPr>
+          <w:rFonts w:ascii="Preeti" w:hAnsi="Preeti" w:cs="Times New Roman"/>
+          <w:sz w:val="36"/>
+          <w:szCs w:val="36"/>
+        </w:rPr>
+        <w:t>]</w:t>
       </w:r>
       <w:r>
         <w:rPr>
@@ -1402,23 +2164,51 @@
           <w:sz w:val="36"/>
           <w:szCs w:val="36"/>
         </w:rPr>
-        <w:t>u_ snd s:tf] j:t'</w:t>
-      </w:r>
-      <w:r>
-        <w:rPr>
-          <w:rFonts w:ascii="Preeti" w:hAnsi="Preeti" w:cs="Times New Roman"/>
-          <w:sz w:val="36"/>
-          <w:szCs w:val="36"/>
-        </w:rPr>
-        <w:tab/>
-      </w:r>
-      <w:r>
-        <w:rPr>
-          <w:rFonts w:ascii="Preeti" w:hAnsi="Preeti" w:cs="Times New Roman"/>
-          <w:sz w:val="36"/>
-          <w:szCs w:val="36"/>
-        </w:rPr>
-        <w:t>xf] &lt;</w:t>
+        <w:t xml:space="preserve">u_ </w:t>
+      </w:r>
+      <w:proofErr w:type="spellStart"/>
+      <w:r>
+        <w:rPr>
+          <w:rFonts w:ascii="Preeti" w:hAnsi="Preeti" w:cs="Times New Roman"/>
+          <w:sz w:val="36"/>
+          <w:szCs w:val="36"/>
+        </w:rPr>
+        <w:t>snd</w:t>
+      </w:r>
+      <w:proofErr w:type="spellEnd"/>
+      <w:r>
+        <w:rPr>
+          <w:rFonts w:ascii="Preeti" w:hAnsi="Preeti" w:cs="Times New Roman"/>
+          <w:sz w:val="36"/>
+          <w:szCs w:val="36"/>
+        </w:rPr>
+        <w:t xml:space="preserve"> s:tf] j:t'</w:t>
+      </w:r>
+      <w:r>
+        <w:rPr>
+          <w:rFonts w:ascii="Preeti" w:hAnsi="Preeti" w:cs="Times New Roman"/>
+          <w:sz w:val="36"/>
+          <w:szCs w:val="36"/>
+        </w:rPr>
+        <w:tab/>
+      </w:r>
+      <w:proofErr w:type="spellStart"/>
+      <w:r>
+        <w:rPr>
+          <w:rFonts w:ascii="Preeti" w:hAnsi="Preeti" w:cs="Times New Roman"/>
+          <w:sz w:val="36"/>
+          <w:szCs w:val="36"/>
+        </w:rPr>
+        <w:t>xf</w:t>
+      </w:r>
+      <w:proofErr w:type="spellEnd"/>
+      <w:r>
+        <w:rPr>
+          <w:rFonts w:ascii="Preeti" w:hAnsi="Preeti" w:cs="Times New Roman"/>
+          <w:sz w:val="36"/>
+          <w:szCs w:val="36"/>
+        </w:rPr>
+        <w:t>] &lt;</w:t>
       </w:r>
     </w:p>
     <w:p>
@@ -1435,53 +2225,85 @@
           <w:szCs w:val="36"/>
         </w:rPr>
       </w:pPr>
-      <w:r>
-        <w:rPr>
-          <w:rFonts w:ascii="Preeti" w:hAnsi="Preeti" w:cs="Times New Roman"/>
-          <w:sz w:val="36"/>
-          <w:szCs w:val="36"/>
-        </w:rPr>
-        <w:t>;hLj</w:t>
-      </w:r>
-      <w:r>
-        <w:rPr>
-          <w:rFonts w:ascii="Preeti" w:hAnsi="Preeti" w:cs="Times New Roman"/>
-          <w:sz w:val="36"/>
-          <w:szCs w:val="36"/>
-        </w:rPr>
-        <w:tab/>
-      </w:r>
-      <w:r>
-        <w:rPr>
-          <w:rFonts w:ascii="Preeti" w:hAnsi="Preeti" w:cs="Times New Roman"/>
-          <w:sz w:val="36"/>
-          <w:szCs w:val="36"/>
-        </w:rPr>
-        <w:tab/>
-      </w:r>
-      <w:r>
-        <w:rPr>
-          <w:rFonts w:ascii="Preeti" w:hAnsi="Preeti" w:cs="Times New Roman"/>
-          <w:sz w:val="36"/>
-          <w:szCs w:val="36"/>
-        </w:rPr>
-        <w:tab/>
-      </w:r>
-      <w:r>
-        <w:rPr>
-          <w:rFonts w:ascii="Preeti" w:hAnsi="Preeti" w:cs="Times New Roman"/>
-          <w:sz w:val="36"/>
-          <w:szCs w:val="36"/>
-        </w:rPr>
-        <w:tab/>
-      </w:r>
-      <w:r>
-        <w:rPr>
-          <w:rFonts w:ascii="Preeti" w:hAnsi="Preeti" w:cs="Times New Roman"/>
-          <w:sz w:val="36"/>
-          <w:szCs w:val="36"/>
-        </w:rPr>
-        <w:t>lghL{j</w:t>
+      <w:proofErr w:type="gramStart"/>
+      <w:r>
+        <w:rPr>
+          <w:rFonts w:ascii="Preeti" w:hAnsi="Preeti" w:cs="Times New Roman"/>
+          <w:sz w:val="36"/>
+          <w:szCs w:val="36"/>
+        </w:rPr>
+        <w:t>;</w:t>
+      </w:r>
+      <w:proofErr w:type="spellStart"/>
+      <w:r>
+        <w:rPr>
+          <w:rFonts w:ascii="Preeti" w:hAnsi="Preeti" w:cs="Times New Roman"/>
+          <w:sz w:val="36"/>
+          <w:szCs w:val="36"/>
+        </w:rPr>
+        <w:t>hLj</w:t>
+      </w:r>
+      <w:proofErr w:type="spellEnd"/>
+      <w:proofErr w:type="gramEnd"/>
+      <w:r>
+        <w:rPr>
+          <w:rFonts w:ascii="Preeti" w:hAnsi="Preeti" w:cs="Times New Roman"/>
+          <w:sz w:val="36"/>
+          <w:szCs w:val="36"/>
+        </w:rPr>
+        <w:tab/>
+      </w:r>
+      <w:r>
+        <w:rPr>
+          <w:rFonts w:ascii="Preeti" w:hAnsi="Preeti" w:cs="Times New Roman"/>
+          <w:sz w:val="36"/>
+          <w:szCs w:val="36"/>
+        </w:rPr>
+        <w:tab/>
+      </w:r>
+      <w:r>
+        <w:rPr>
+          <w:rFonts w:ascii="Preeti" w:hAnsi="Preeti" w:cs="Times New Roman"/>
+          <w:sz w:val="36"/>
+          <w:szCs w:val="36"/>
+        </w:rPr>
+        <w:tab/>
+      </w:r>
+      <w:r>
+        <w:rPr>
+          <w:rFonts w:ascii="Preeti" w:hAnsi="Preeti" w:cs="Times New Roman"/>
+          <w:sz w:val="36"/>
+          <w:szCs w:val="36"/>
+        </w:rPr>
+        <w:tab/>
+      </w:r>
+      <w:proofErr w:type="spellStart"/>
+      <w:proofErr w:type="gramStart"/>
+      <w:r>
+        <w:rPr>
+          <w:rFonts w:ascii="Preeti" w:hAnsi="Preeti" w:cs="Times New Roman"/>
+          <w:sz w:val="36"/>
+          <w:szCs w:val="36"/>
+        </w:rPr>
+        <w:t>lghL</w:t>
+      </w:r>
+      <w:proofErr w:type="spellEnd"/>
+      <w:r>
+        <w:rPr>
+          <w:rFonts w:ascii="Preeti" w:hAnsi="Preeti" w:cs="Times New Roman"/>
+          <w:sz w:val="36"/>
+          <w:szCs w:val="36"/>
+        </w:rPr>
+        <w:t>{</w:t>
+      </w:r>
+      <w:proofErr w:type="gramEnd"/>
+      <w:r>
+        <w:rPr>
+          <w:rFonts w:ascii="Preeti" w:hAnsi="Preeti" w:cs="Times New Roman"/>
+          <w:sz w:val="36"/>
+          <w:szCs w:val="36"/>
+        </w:rPr>
+        <w:t>j</w:t>
       </w:r>
     </w:p>
     <w:p>
@@ -1500,7 +2322,35 @@
           <w:sz w:val="36"/>
           <w:szCs w:val="36"/>
         </w:rPr>
-        <w:t>3_ af3 / l;+xn]</w:t>
+        <w:t xml:space="preserve">3_ af3 / </w:t>
+      </w:r>
+      <w:proofErr w:type="gramStart"/>
+      <w:r>
+        <w:rPr>
+          <w:rFonts w:ascii="Preeti" w:hAnsi="Preeti" w:cs="Times New Roman"/>
+          <w:sz w:val="36"/>
+          <w:szCs w:val="36"/>
+        </w:rPr>
+        <w:t>l;+</w:t>
+      </w:r>
+      <w:proofErr w:type="spellStart"/>
+      <w:proofErr w:type="gramEnd"/>
+      <w:r>
+        <w:rPr>
+          <w:rFonts w:ascii="Preeti" w:hAnsi="Preeti" w:cs="Times New Roman"/>
+          <w:sz w:val="36"/>
+          <w:szCs w:val="36"/>
+        </w:rPr>
+        <w:t>xn</w:t>
+      </w:r>
+      <w:proofErr w:type="spellEnd"/>
+      <w:r>
+        <w:rPr>
+          <w:rFonts w:ascii="Preeti" w:hAnsi="Preeti" w:cs="Times New Roman"/>
+          <w:sz w:val="36"/>
+          <w:szCs w:val="36"/>
+        </w:rPr>
+        <w:t>]</w:t>
       </w:r>
       <w:r>
         <w:rPr>
@@ -1541,38 +2391,49 @@
           <w:szCs w:val="36"/>
         </w:rPr>
       </w:pPr>
-      <w:r>
-        <w:rPr>
-          <w:rFonts w:ascii="Preeti" w:hAnsi="Preeti" w:cs="Times New Roman"/>
-          <w:sz w:val="36"/>
-          <w:szCs w:val="36"/>
-        </w:rPr>
-        <w:t>df;'</w:t>
-      </w:r>
-      <w:r>
-        <w:rPr>
-          <w:rFonts w:ascii="Preeti" w:hAnsi="Preeti" w:cs="Times New Roman"/>
-          <w:sz w:val="36"/>
-          <w:szCs w:val="36"/>
-        </w:rPr>
-        <w:tab/>
-      </w:r>
-      <w:r>
-        <w:rPr>
-          <w:rFonts w:ascii="Preeti" w:hAnsi="Preeti" w:cs="Times New Roman"/>
-          <w:sz w:val="36"/>
-          <w:szCs w:val="36"/>
-        </w:rPr>
-        <w:tab/>
-      </w:r>
-      <w:r>
-        <w:rPr>
-          <w:rFonts w:ascii="Preeti" w:hAnsi="Preeti" w:cs="Times New Roman"/>
-          <w:sz w:val="36"/>
-          <w:szCs w:val="36"/>
-        </w:rPr>
-        <w:tab/>
-      </w:r>
+      <w:proofErr w:type="spellStart"/>
+      <w:r>
+        <w:rPr>
+          <w:rFonts w:ascii="Preeti" w:hAnsi="Preeti" w:cs="Times New Roman"/>
+          <w:sz w:val="36"/>
+          <w:szCs w:val="36"/>
+        </w:rPr>
+        <w:t>df</w:t>
+      </w:r>
+      <w:proofErr w:type="spellEnd"/>
+      <w:r>
+        <w:rPr>
+          <w:rFonts w:ascii="Preeti" w:hAnsi="Preeti" w:cs="Times New Roman"/>
+          <w:sz w:val="36"/>
+          <w:szCs w:val="36"/>
+        </w:rPr>
+        <w:t>;'</w:t>
+      </w:r>
+      <w:r>
+        <w:rPr>
+          <w:rFonts w:ascii="Preeti" w:hAnsi="Preeti" w:cs="Times New Roman"/>
+          <w:sz w:val="36"/>
+          <w:szCs w:val="36"/>
+        </w:rPr>
+        <w:tab/>
+      </w:r>
+      <w:r>
+        <w:rPr>
+          <w:rFonts w:ascii="Preeti" w:hAnsi="Preeti" w:cs="Times New Roman"/>
+          <w:sz w:val="36"/>
+          <w:szCs w:val="36"/>
+        </w:rPr>
+        <w:tab/>
+      </w:r>
+      <w:r>
+        <w:rPr>
+          <w:rFonts w:ascii="Preeti" w:hAnsi="Preeti" w:cs="Times New Roman"/>
+          <w:sz w:val="36"/>
+          <w:szCs w:val="36"/>
+        </w:rPr>
+        <w:tab/>
+      </w:r>
+      <w:proofErr w:type="gramStart"/>
       <w:r>
         <w:rPr>
           <w:rFonts w:ascii="Preeti" w:hAnsi="Preeti" w:cs="Times New Roman"/>
@@ -1589,6 +2450,7 @@
         </w:rPr>
         <w:t>;fu</w:t>
       </w:r>
+      <w:proofErr w:type="gramEnd"/>
     </w:p>
     <w:p>
       <w:pPr>
@@ -1618,8 +2480,70 @@
           <w:sz w:val="36"/>
           <w:szCs w:val="36"/>
         </w:rPr>
-        <w:t>@_ zAbsf] cy{ n]Vg'xf];\</w:t>
-      </w:r>
+        <w:t xml:space="preserve">@_ </w:t>
+      </w:r>
+      <w:proofErr w:type="spellStart"/>
+      <w:r>
+        <w:rPr>
+          <w:rFonts w:ascii="Preeti" w:hAnsi="Preeti" w:cs="Times New Roman"/>
+          <w:b/>
+          <w:sz w:val="36"/>
+          <w:szCs w:val="36"/>
+        </w:rPr>
+        <w:t>zAbsf</w:t>
+      </w:r>
+      <w:proofErr w:type="spellEnd"/>
+      <w:r>
+        <w:rPr>
+          <w:rFonts w:ascii="Preeti" w:hAnsi="Preeti" w:cs="Times New Roman"/>
+          <w:b/>
+          <w:sz w:val="36"/>
+          <w:szCs w:val="36"/>
+        </w:rPr>
+        <w:t xml:space="preserve">] </w:t>
+      </w:r>
+      <w:proofErr w:type="gramStart"/>
+      <w:r>
+        <w:rPr>
+          <w:rFonts w:ascii="Preeti" w:hAnsi="Preeti" w:cs="Times New Roman"/>
+          <w:b/>
+          <w:sz w:val="36"/>
+          <w:szCs w:val="36"/>
+        </w:rPr>
+        <w:t>cy{ n</w:t>
+      </w:r>
+      <w:proofErr w:type="gramEnd"/>
+      <w:r>
+        <w:rPr>
+          <w:rFonts w:ascii="Preeti" w:hAnsi="Preeti" w:cs="Times New Roman"/>
+          <w:b/>
+          <w:sz w:val="36"/>
+          <w:szCs w:val="36"/>
+        </w:rPr>
+        <w:t>]</w:t>
+      </w:r>
+      <w:proofErr w:type="spellStart"/>
+      <w:r>
+        <w:rPr>
+          <w:rFonts w:ascii="Preeti" w:hAnsi="Preeti" w:cs="Times New Roman"/>
+          <w:b/>
+          <w:sz w:val="36"/>
+          <w:szCs w:val="36"/>
+        </w:rPr>
+        <w:t>Vg'xf</w:t>
+      </w:r>
+      <w:proofErr w:type="spellEnd"/>
+      <w:proofErr w:type="gramStart"/>
+      <w:r>
+        <w:rPr>
+          <w:rFonts w:ascii="Preeti" w:hAnsi="Preeti" w:cs="Times New Roman"/>
+          <w:b/>
+          <w:sz w:val="36"/>
+          <w:szCs w:val="36"/>
+        </w:rPr>
+        <w:t>];\</w:t>
+      </w:r>
+      <w:proofErr w:type="gramEnd"/>
       <w:r>
         <w:rPr>
           <w:rFonts w:ascii="Preeti" w:hAnsi="Preeti" w:cs="Times New Roman"/>
@@ -1932,7 +2856,25 @@
           <w:sz w:val="36"/>
           <w:szCs w:val="36"/>
         </w:rPr>
-        <w:t xml:space="preserve">   ;+/If0f —</w:t>
+        <w:t xml:space="preserve">   </w:t>
+      </w:r>
+      <w:proofErr w:type="gramStart"/>
+      <w:r>
+        <w:rPr>
+          <w:rFonts w:ascii="Preeti" w:hAnsi="Preeti" w:cs="Times New Roman"/>
+          <w:sz w:val="36"/>
+          <w:szCs w:val="36"/>
+        </w:rPr>
+        <w:t>;+</w:t>
+      </w:r>
+      <w:proofErr w:type="gramEnd"/>
+      <w:r>
+        <w:rPr>
+          <w:rFonts w:ascii="Preeti" w:hAnsi="Preeti" w:cs="Times New Roman"/>
+          <w:sz w:val="36"/>
+          <w:szCs w:val="36"/>
+        </w:rPr>
+        <w:t>/If0f —</w:t>
       </w:r>
     </w:p>
     <w:p>
@@ -2022,7 +2964,25 @@
           <w:sz w:val="36"/>
           <w:szCs w:val="36"/>
         </w:rPr>
-        <w:t xml:space="preserve">   zLtn —</w:t>
+        <w:t xml:space="preserve">   </w:t>
+      </w:r>
+      <w:proofErr w:type="spellStart"/>
+      <w:r>
+        <w:rPr>
+          <w:rFonts w:ascii="Preeti" w:hAnsi="Preeti" w:cs="Times New Roman"/>
+          <w:sz w:val="36"/>
+          <w:szCs w:val="36"/>
+        </w:rPr>
+        <w:t>zLtn</w:t>
+      </w:r>
+      <w:proofErr w:type="spellEnd"/>
+      <w:r>
+        <w:rPr>
+          <w:rFonts w:ascii="Preeti" w:hAnsi="Preeti" w:cs="Times New Roman"/>
+          <w:sz w:val="36"/>
+          <w:szCs w:val="36"/>
+        </w:rPr>
+        <w:t xml:space="preserve"> —</w:t>
       </w:r>
     </w:p>
     <w:p>
@@ -2112,7 +3072,25 @@
           <w:sz w:val="36"/>
           <w:szCs w:val="36"/>
         </w:rPr>
-        <w:t xml:space="preserve">   clego —</w:t>
+        <w:t xml:space="preserve">   </w:t>
+      </w:r>
+      <w:proofErr w:type="spellStart"/>
+      <w:r>
+        <w:rPr>
+          <w:rFonts w:ascii="Preeti" w:hAnsi="Preeti" w:cs="Times New Roman"/>
+          <w:sz w:val="36"/>
+          <w:szCs w:val="36"/>
+        </w:rPr>
+        <w:t>clego</w:t>
+      </w:r>
+      <w:proofErr w:type="spellEnd"/>
+      <w:r>
+        <w:rPr>
+          <w:rFonts w:ascii="Preeti" w:hAnsi="Preeti" w:cs="Times New Roman"/>
+          <w:sz w:val="36"/>
+          <w:szCs w:val="36"/>
+        </w:rPr>
+        <w:t xml:space="preserve"> —</w:t>
       </w:r>
     </w:p>
     <w:p>
@@ -2132,16 +3110,187 @@
           <w:sz w:val="36"/>
           <w:szCs w:val="36"/>
         </w:rPr>
-        <w:t>#_ sf]i7sdf lbOPsf zAbx? k|of]</w:t>
-      </w:r>
-      <w:r>
-        <w:rPr>
-          <w:rFonts w:ascii="Preeti" w:hAnsi="Preeti" w:cs="Times New Roman"/>
-          <w:b/>
-          <w:sz w:val="36"/>
-          <w:szCs w:val="36"/>
-        </w:rPr>
-        <w:t>u u/L vfnL 7fpF eg{'xf];\ M</w:t>
+        <w:t xml:space="preserve">#_ </w:t>
+      </w:r>
+      <w:proofErr w:type="gramStart"/>
+      <w:r>
+        <w:rPr>
+          <w:rFonts w:ascii="Preeti" w:hAnsi="Preeti" w:cs="Times New Roman"/>
+          <w:b/>
+          <w:sz w:val="36"/>
+          <w:szCs w:val="36"/>
+        </w:rPr>
+        <w:t>sf]i</w:t>
+      </w:r>
+      <w:proofErr w:type="gramEnd"/>
+      <w:r>
+        <w:rPr>
+          <w:rFonts w:ascii="Preeti" w:hAnsi="Preeti" w:cs="Times New Roman"/>
+          <w:b/>
+          <w:sz w:val="36"/>
+          <w:szCs w:val="36"/>
+        </w:rPr>
+        <w:t xml:space="preserve">7sdf </w:t>
+      </w:r>
+      <w:proofErr w:type="spellStart"/>
+      <w:r>
+        <w:rPr>
+          <w:rFonts w:ascii="Preeti" w:hAnsi="Preeti" w:cs="Times New Roman"/>
+          <w:b/>
+          <w:sz w:val="36"/>
+          <w:szCs w:val="36"/>
+        </w:rPr>
+        <w:t>lbOPsf</w:t>
+      </w:r>
+      <w:proofErr w:type="spellEnd"/>
+      <w:r>
+        <w:rPr>
+          <w:rFonts w:ascii="Preeti" w:hAnsi="Preeti" w:cs="Times New Roman"/>
+          <w:b/>
+          <w:sz w:val="36"/>
+          <w:szCs w:val="36"/>
+        </w:rPr>
+        <w:t xml:space="preserve"> </w:t>
+      </w:r>
+      <w:proofErr w:type="spellStart"/>
+      <w:r>
+        <w:rPr>
+          <w:rFonts w:ascii="Preeti" w:hAnsi="Preeti" w:cs="Times New Roman"/>
+          <w:b/>
+          <w:sz w:val="36"/>
+          <w:szCs w:val="36"/>
+        </w:rPr>
+        <w:t>zAbx</w:t>
+      </w:r>
+      <w:proofErr w:type="spellEnd"/>
+      <w:r>
+        <w:rPr>
+          <w:rFonts w:ascii="Preeti" w:hAnsi="Preeti" w:cs="Times New Roman"/>
+          <w:b/>
+          <w:sz w:val="36"/>
+          <w:szCs w:val="36"/>
+        </w:rPr>
+        <w:t xml:space="preserve">? </w:t>
+      </w:r>
+      <w:proofErr w:type="spellStart"/>
+      <w:r>
+        <w:rPr>
+          <w:rFonts w:ascii="Preeti" w:hAnsi="Preeti" w:cs="Times New Roman"/>
+          <w:b/>
+          <w:sz w:val="36"/>
+          <w:szCs w:val="36"/>
+        </w:rPr>
+        <w:t>k|</w:t>
+      </w:r>
+      <w:proofErr w:type="gramStart"/>
+      <w:r>
+        <w:rPr>
+          <w:rFonts w:ascii="Preeti" w:hAnsi="Preeti" w:cs="Times New Roman"/>
+          <w:b/>
+          <w:sz w:val="36"/>
+          <w:szCs w:val="36"/>
+        </w:rPr>
+        <w:t>of</w:t>
+      </w:r>
+      <w:proofErr w:type="spellEnd"/>
+      <w:r>
+        <w:rPr>
+          <w:rFonts w:ascii="Preeti" w:hAnsi="Preeti" w:cs="Times New Roman"/>
+          <w:b/>
+          <w:sz w:val="36"/>
+          <w:szCs w:val="36"/>
+        </w:rPr>
+        <w:t>]</w:t>
+      </w:r>
+      <w:r>
+        <w:rPr>
+          <w:rFonts w:ascii="Preeti" w:hAnsi="Preeti" w:cs="Times New Roman"/>
+          <w:b/>
+          <w:sz w:val="36"/>
+          <w:szCs w:val="36"/>
+        </w:rPr>
+        <w:t>u</w:t>
+      </w:r>
+      <w:proofErr w:type="gramEnd"/>
+      <w:r>
+        <w:rPr>
+          <w:rFonts w:ascii="Preeti" w:hAnsi="Preeti" w:cs="Times New Roman"/>
+          <w:b/>
+          <w:sz w:val="36"/>
+          <w:szCs w:val="36"/>
+        </w:rPr>
+        <w:t xml:space="preserve"> u/L </w:t>
+      </w:r>
+      <w:proofErr w:type="spellStart"/>
+      <w:r>
+        <w:rPr>
+          <w:rFonts w:ascii="Preeti" w:hAnsi="Preeti" w:cs="Times New Roman"/>
+          <w:b/>
+          <w:sz w:val="36"/>
+          <w:szCs w:val="36"/>
+        </w:rPr>
+        <w:t>vfnL</w:t>
+      </w:r>
+      <w:proofErr w:type="spellEnd"/>
+      <w:r>
+        <w:rPr>
+          <w:rFonts w:ascii="Preeti" w:hAnsi="Preeti" w:cs="Times New Roman"/>
+          <w:b/>
+          <w:sz w:val="36"/>
+          <w:szCs w:val="36"/>
+        </w:rPr>
+        <w:t xml:space="preserve"> 7fpF </w:t>
+      </w:r>
+      <w:proofErr w:type="spellStart"/>
+      <w:r>
+        <w:rPr>
+          <w:rFonts w:ascii="Preeti" w:hAnsi="Preeti" w:cs="Times New Roman"/>
+          <w:b/>
+          <w:sz w:val="36"/>
+          <w:szCs w:val="36"/>
+        </w:rPr>
+        <w:t>eg</w:t>
+      </w:r>
+      <w:proofErr w:type="spellEnd"/>
+      <w:r>
+        <w:rPr>
+          <w:rFonts w:ascii="Preeti" w:hAnsi="Preeti" w:cs="Times New Roman"/>
+          <w:b/>
+          <w:sz w:val="36"/>
+          <w:szCs w:val="36"/>
+        </w:rPr>
+        <w:t>{'</w:t>
+      </w:r>
+      <w:proofErr w:type="spellStart"/>
+      <w:r>
+        <w:rPr>
+          <w:rFonts w:ascii="Preeti" w:hAnsi="Preeti" w:cs="Times New Roman"/>
+          <w:b/>
+          <w:sz w:val="36"/>
+          <w:szCs w:val="36"/>
+        </w:rPr>
+        <w:t>xf</w:t>
+      </w:r>
+      <w:proofErr w:type="spellEnd"/>
+      <w:proofErr w:type="gramStart"/>
+      <w:r>
+        <w:rPr>
+          <w:rFonts w:ascii="Preeti" w:hAnsi="Preeti" w:cs="Times New Roman"/>
+          <w:b/>
+          <w:sz w:val="36"/>
+          <w:szCs w:val="36"/>
+        </w:rPr>
+        <w:t>];\</w:t>
+      </w:r>
+      <w:proofErr w:type="gramEnd"/>
+      <w:r>
+        <w:rPr>
+          <w:rFonts w:ascii="Preeti" w:hAnsi="Preeti" w:cs="Times New Roman"/>
+          <w:b/>
+          <w:sz w:val="36"/>
+          <w:szCs w:val="36"/>
+        </w:rPr>
+        <w:t xml:space="preserve"> M</w:t>
       </w:r>
       <w:r>
         <w:rPr>
@@ -2226,8 +3375,19 @@
           <w:sz w:val="36"/>
           <w:szCs w:val="36"/>
         </w:rPr>
-        <w:t>-dfof</w:t>
-      </w:r>
+        <w:t>-</w:t>
+      </w:r>
+      <w:proofErr w:type="spellStart"/>
+      <w:r>
+        <w:rPr>
+          <w:rFonts w:ascii="Preeti" w:hAnsi="Preeti" w:cs="Times New Roman"/>
+          <w:b/>
+          <w:sz w:val="36"/>
+          <w:szCs w:val="36"/>
+        </w:rPr>
+        <w:t>dfof</w:t>
+      </w:r>
+      <w:proofErr w:type="spellEnd"/>
       <w:r>
         <w:rPr>
           <w:rFonts w:ascii="Preeti" w:hAnsi="Preeti" w:cs="Times New Roman"/>
@@ -2255,14 +3415,65 @@
         </w:rPr>
         <w:t xml:space="preserve">, </w:t>
       </w:r>
-      <w:r>
-        <w:rPr>
-          <w:rFonts w:ascii="Preeti" w:hAnsi="Preeti" w:cs="Times New Roman"/>
-          <w:b/>
-          <w:sz w:val="36"/>
-          <w:szCs w:val="36"/>
-        </w:rPr>
-        <w:t>a;, rfprfp, jfo'</w:t>
+      <w:proofErr w:type="gramStart"/>
+      <w:r>
+        <w:rPr>
+          <w:rFonts w:ascii="Preeti" w:hAnsi="Preeti" w:cs="Times New Roman"/>
+          <w:b/>
+          <w:sz w:val="36"/>
+          <w:szCs w:val="36"/>
+        </w:rPr>
+        <w:t>a;,</w:t>
+      </w:r>
+      <w:proofErr w:type="gramEnd"/>
+      <w:r>
+        <w:rPr>
+          <w:rFonts w:ascii="Preeti" w:hAnsi="Preeti" w:cs="Times New Roman"/>
+          <w:b/>
+          <w:sz w:val="36"/>
+          <w:szCs w:val="36"/>
+        </w:rPr>
+        <w:t xml:space="preserve"> </w:t>
+      </w:r>
+      <w:proofErr w:type="spellStart"/>
+      <w:r>
+        <w:rPr>
+          <w:rFonts w:ascii="Preeti" w:hAnsi="Preeti" w:cs="Times New Roman"/>
+          <w:b/>
+          <w:sz w:val="36"/>
+          <w:szCs w:val="36"/>
+        </w:rPr>
+        <w:t>rfprfp</w:t>
+      </w:r>
+      <w:proofErr w:type="spellEnd"/>
+      <w:r>
+        <w:rPr>
+          <w:rFonts w:ascii="Preeti" w:hAnsi="Preeti" w:cs="Times New Roman"/>
+          <w:b/>
+          <w:sz w:val="36"/>
+          <w:szCs w:val="36"/>
+        </w:rPr>
+        <w:t xml:space="preserve">, </w:t>
+      </w:r>
+      <w:proofErr w:type="spellStart"/>
+      <w:r>
+        <w:rPr>
+          <w:rFonts w:ascii="Preeti" w:hAnsi="Preeti" w:cs="Times New Roman"/>
+          <w:b/>
+          <w:sz w:val="36"/>
+          <w:szCs w:val="36"/>
+        </w:rPr>
+        <w:t>jfo</w:t>
+      </w:r>
+      <w:proofErr w:type="spellEnd"/>
+      <w:r>
+        <w:rPr>
+          <w:rFonts w:ascii="Preeti" w:hAnsi="Preeti" w:cs="Times New Roman"/>
+          <w:b/>
+          <w:sz w:val="36"/>
+          <w:szCs w:val="36"/>
+        </w:rPr>
+        <w:t>'</w:t>
       </w:r>
       <w:r>
         <w:rPr>
@@ -2376,7 +3587,44 @@
           <w:sz w:val="36"/>
           <w:szCs w:val="36"/>
         </w:rPr>
-        <w:t xml:space="preserve"> s_ axg] xfjfnfO{</w:t>
+        <w:t xml:space="preserve"> s_ </w:t>
+      </w:r>
+      <w:proofErr w:type="spellStart"/>
+      <w:r>
+        <w:rPr>
+          <w:rFonts w:ascii="Preeti" w:hAnsi="Preeti" w:cs="Times New Roman"/>
+          <w:sz w:val="36"/>
+          <w:szCs w:val="36"/>
+        </w:rPr>
+        <w:t>axg</w:t>
+      </w:r>
+      <w:proofErr w:type="spellEnd"/>
+      <w:r>
+        <w:rPr>
+          <w:rFonts w:ascii="Preeti" w:hAnsi="Preeti" w:cs="Times New Roman"/>
+          <w:sz w:val="36"/>
+          <w:szCs w:val="36"/>
+        </w:rPr>
+        <w:t xml:space="preserve">] </w:t>
+      </w:r>
+      <w:proofErr w:type="spellStart"/>
+      <w:proofErr w:type="gramStart"/>
+      <w:r>
+        <w:rPr>
+          <w:rFonts w:ascii="Preeti" w:hAnsi="Preeti" w:cs="Times New Roman"/>
+          <w:sz w:val="36"/>
+          <w:szCs w:val="36"/>
+        </w:rPr>
+        <w:t>xfjfnfO</w:t>
+      </w:r>
+      <w:proofErr w:type="spellEnd"/>
+      <w:r>
+        <w:rPr>
+          <w:rFonts w:ascii="Preeti" w:hAnsi="Preeti" w:cs="Times New Roman"/>
+          <w:sz w:val="36"/>
+          <w:szCs w:val="36"/>
+        </w:rPr>
+        <w:t>{</w:t>
       </w:r>
       <w:r>
         <w:rPr>
@@ -2386,6 +3634,7 @@
         </w:rPr>
         <w:t xml:space="preserve">  </w:t>
       </w:r>
+      <w:proofErr w:type="gramEnd"/>
       <w:r>
         <w:rPr>
           <w:rFonts w:ascii="Preeti" w:hAnsi="Preeti" w:cs="Times New Roman"/>
@@ -2429,15 +3678,34 @@
           <w:sz w:val="36"/>
           <w:szCs w:val="36"/>
         </w:rPr>
-        <w:t xml:space="preserve">   elgG5 </w:t>
-      </w:r>
-      <w:r>
-        <w:rPr>
-          <w:rFonts w:ascii="Preeti" w:hAnsi="Preeti" w:cs="Times New Roman"/>
-          <w:sz w:val="36"/>
-          <w:szCs w:val="36"/>
-        </w:rPr>
-        <w:t xml:space="preserve">. </w:t>
+        <w:t xml:space="preserve">   elgG</w:t>
+      </w:r>
+      <w:proofErr w:type="gramStart"/>
+      <w:r>
+        <w:rPr>
+          <w:rFonts w:ascii="Preeti" w:hAnsi="Preeti" w:cs="Times New Roman"/>
+          <w:noProof/>
+          <w:sz w:val="36"/>
+          <w:szCs w:val="36"/>
+        </w:rPr>
+        <w:t xml:space="preserve">5 </w:t>
+      </w:r>
+      <w:r>
+        <w:rPr>
+          <w:rFonts w:ascii="Preeti" w:hAnsi="Preeti" w:cs="Times New Roman"/>
+          <w:sz w:val="36"/>
+          <w:szCs w:val="36"/>
+        </w:rPr>
+        <w:t>.</w:t>
+      </w:r>
+      <w:proofErr w:type="gramEnd"/>
+      <w:r>
+        <w:rPr>
+          <w:rFonts w:ascii="Preeti" w:hAnsi="Preeti" w:cs="Times New Roman"/>
+          <w:sz w:val="36"/>
+          <w:szCs w:val="36"/>
+        </w:rPr>
+        <w:t xml:space="preserve"> </w:t>
       </w:r>
     </w:p>
     <w:p>
@@ -2541,13 +3809,41 @@
         </w:rPr>
         <w:t xml:space="preserve"> </w:t>
       </w:r>
-      <w:r>
-        <w:rPr>
-          <w:rFonts w:ascii="Preeti" w:hAnsi="Preeti" w:cs="Times New Roman"/>
-          <w:sz w:val="36"/>
-          <w:szCs w:val="36"/>
-        </w:rPr>
-        <w:t>j:t'sf] cfsf/</w:t>
+      <w:proofErr w:type="gramStart"/>
+      <w:r>
+        <w:rPr>
+          <w:rFonts w:ascii="Preeti" w:hAnsi="Preeti" w:cs="Times New Roman"/>
+          <w:sz w:val="36"/>
+          <w:szCs w:val="36"/>
+        </w:rPr>
+        <w:t>j:t'sf</w:t>
+      </w:r>
+      <w:proofErr w:type="gramEnd"/>
+      <w:r>
+        <w:rPr>
+          <w:rFonts w:ascii="Preeti" w:hAnsi="Preeti" w:cs="Times New Roman"/>
+          <w:sz w:val="36"/>
+          <w:szCs w:val="36"/>
+        </w:rPr>
+        <w:t xml:space="preserve">] </w:t>
+      </w:r>
+      <w:proofErr w:type="spellStart"/>
+      <w:r>
+        <w:rPr>
+          <w:rFonts w:ascii="Preeti" w:hAnsi="Preeti" w:cs="Times New Roman"/>
+          <w:sz w:val="36"/>
+          <w:szCs w:val="36"/>
+        </w:rPr>
+        <w:t>cfsf</w:t>
+      </w:r>
+      <w:proofErr w:type="spellEnd"/>
+      <w:r>
+        <w:rPr>
+          <w:rFonts w:ascii="Preeti" w:hAnsi="Preeti" w:cs="Times New Roman"/>
+          <w:sz w:val="36"/>
+          <w:szCs w:val="36"/>
+        </w:rPr>
+        <w:t>/</w:t>
       </w:r>
       <w:r>
         <w:rPr>
@@ -2595,7 +3891,25 @@
           <w:sz w:val="36"/>
           <w:szCs w:val="36"/>
         </w:rPr>
-        <w:t xml:space="preserve">   x'G5 . </w:t>
+        <w:t xml:space="preserve">   x'G</w:t>
+      </w:r>
+      <w:proofErr w:type="gramStart"/>
+      <w:r>
+        <w:rPr>
+          <w:rFonts w:ascii="Preeti" w:hAnsi="Preeti" w:cs="Times New Roman"/>
+          <w:sz w:val="36"/>
+          <w:szCs w:val="36"/>
+        </w:rPr>
+        <w:t>5 .</w:t>
+      </w:r>
+      <w:proofErr w:type="gramEnd"/>
+      <w:r>
+        <w:rPr>
+          <w:rFonts w:ascii="Preeti" w:hAnsi="Preeti" w:cs="Times New Roman"/>
+          <w:sz w:val="36"/>
+          <w:szCs w:val="36"/>
+        </w:rPr>
+        <w:t xml:space="preserve"> </w:t>
       </w:r>
       <w:r>
         <w:rPr>
@@ -2698,7 +4012,16 @@
           <w:sz w:val="36"/>
           <w:szCs w:val="36"/>
         </w:rPr>
-        <w:t xml:space="preserve">  u_ </w:t>
+        <w:t xml:space="preserve">  u</w:t>
+      </w:r>
+      <w:proofErr w:type="gramStart"/>
+      <w:r>
+        <w:rPr>
+          <w:rFonts w:ascii="Preeti" w:hAnsi="Preeti" w:cs="Times New Roman"/>
+          <w:sz w:val="36"/>
+          <w:szCs w:val="36"/>
+        </w:rPr>
+        <w:t xml:space="preserve">_ </w:t>
       </w:r>
       <w:r>
         <w:rPr>
@@ -2716,37 +4039,104 @@
         </w:rPr>
         <w:tab/>
       </w:r>
-      <w:r>
-        <w:rPr>
-          <w:rFonts w:ascii="Preeti" w:hAnsi="Preeti" w:cs="Times New Roman"/>
-          <w:sz w:val="36"/>
-          <w:szCs w:val="36"/>
-        </w:rPr>
-        <w:tab/>
-      </w:r>
-      <w:r>
-        <w:rPr>
-          <w:rFonts w:ascii="Preeti" w:hAnsi="Preeti" w:cs="Times New Roman"/>
-          <w:sz w:val="36"/>
-          <w:szCs w:val="36"/>
-        </w:rPr>
-        <w:tab/>
-      </w:r>
-      <w:r>
-        <w:rPr>
-          <w:rFonts w:ascii="Preeti" w:hAnsi="Preeti" w:cs="Times New Roman"/>
-          <w:sz w:val="36"/>
-          <w:szCs w:val="36"/>
-        </w:rPr>
-        <w:t xml:space="preserve">      oftfoftsf] ;fwg xf] </w:t>
-      </w:r>
-      <w:r>
-        <w:rPr>
-          <w:rFonts w:ascii="Preeti" w:hAnsi="Preeti" w:cs="Times New Roman"/>
-          <w:sz w:val="36"/>
-          <w:szCs w:val="36"/>
-        </w:rPr>
-        <w:t xml:space="preserve">. </w:t>
+      <w:proofErr w:type="gramEnd"/>
+      <w:r>
+        <w:rPr>
+          <w:rFonts w:ascii="Preeti" w:hAnsi="Preeti" w:cs="Times New Roman"/>
+          <w:sz w:val="36"/>
+          <w:szCs w:val="36"/>
+        </w:rPr>
+        <w:tab/>
+      </w:r>
+      <w:r>
+        <w:rPr>
+          <w:rFonts w:ascii="Preeti" w:hAnsi="Preeti" w:cs="Times New Roman"/>
+          <w:sz w:val="36"/>
+          <w:szCs w:val="36"/>
+        </w:rPr>
+        <w:tab/>
+      </w:r>
+      <w:r>
+        <w:rPr>
+          <w:rFonts w:ascii="Preeti" w:hAnsi="Preeti" w:cs="Times New Roman"/>
+          <w:sz w:val="36"/>
+          <w:szCs w:val="36"/>
+        </w:rPr>
+        <w:t xml:space="preserve">      </w:t>
+      </w:r>
+      <w:proofErr w:type="spellStart"/>
+      <w:r>
+        <w:rPr>
+          <w:rFonts w:ascii="Preeti" w:hAnsi="Preeti" w:cs="Times New Roman"/>
+          <w:sz w:val="36"/>
+          <w:szCs w:val="36"/>
+        </w:rPr>
+        <w:t>oftfoftsf</w:t>
+      </w:r>
+      <w:proofErr w:type="spellEnd"/>
+      <w:proofErr w:type="gramStart"/>
+      <w:r>
+        <w:rPr>
+          <w:rFonts w:ascii="Preeti" w:hAnsi="Preeti" w:cs="Times New Roman"/>
+          <w:sz w:val="36"/>
+          <w:szCs w:val="36"/>
+        </w:rPr>
+        <w:t>] ;</w:t>
+      </w:r>
+      <w:proofErr w:type="spellStart"/>
+      <w:r>
+        <w:rPr>
+          <w:rFonts w:ascii="Preeti" w:hAnsi="Preeti" w:cs="Times New Roman"/>
+          <w:sz w:val="36"/>
+          <w:szCs w:val="36"/>
+        </w:rPr>
+        <w:t>fwg</w:t>
+      </w:r>
+      <w:proofErr w:type="spellEnd"/>
+      <w:proofErr w:type="gramEnd"/>
+      <w:r>
+        <w:rPr>
+          <w:rFonts w:ascii="Preeti" w:hAnsi="Preeti" w:cs="Times New Roman"/>
+          <w:sz w:val="36"/>
+          <w:szCs w:val="36"/>
+        </w:rPr>
+        <w:t xml:space="preserve"> </w:t>
+      </w:r>
+      <w:proofErr w:type="spellStart"/>
+      <w:r>
+        <w:rPr>
+          <w:rFonts w:ascii="Preeti" w:hAnsi="Preeti" w:cs="Times New Roman"/>
+          <w:sz w:val="36"/>
+          <w:szCs w:val="36"/>
+        </w:rPr>
+        <w:t>xf</w:t>
+      </w:r>
+      <w:proofErr w:type="spellEnd"/>
+      <w:proofErr w:type="gramStart"/>
+      <w:r>
+        <w:rPr>
+          <w:rFonts w:ascii="Preeti" w:hAnsi="Preeti" w:cs="Times New Roman"/>
+          <w:sz w:val="36"/>
+          <w:szCs w:val="36"/>
+        </w:rPr>
+        <w:t xml:space="preserve">] </w:t>
+      </w:r>
+      <w:r>
+        <w:rPr>
+          <w:rFonts w:ascii="Preeti" w:hAnsi="Preeti" w:cs="Times New Roman"/>
+          <w:sz w:val="36"/>
+          <w:szCs w:val="36"/>
+        </w:rPr>
+        <w:t>.</w:t>
+      </w:r>
+      <w:proofErr w:type="gramEnd"/>
+      <w:r>
+        <w:rPr>
+          <w:rFonts w:ascii="Preeti" w:hAnsi="Preeti" w:cs="Times New Roman"/>
+          <w:sz w:val="36"/>
+          <w:szCs w:val="36"/>
+        </w:rPr>
+        <w:t xml:space="preserve"> </w:t>
       </w:r>
     </w:p>
     <w:p>
@@ -2872,8 +4262,74 @@
           <w:sz w:val="36"/>
           <w:szCs w:val="36"/>
         </w:rPr>
-        <w:t xml:space="preserve">    kq' vfg]s'/f xf] .</w:t>
-      </w:r>
+        <w:t xml:space="preserve">    </w:t>
+      </w:r>
+      <w:proofErr w:type="spellStart"/>
+      <w:r>
+        <w:rPr>
+          <w:rFonts w:ascii="Preeti" w:hAnsi="Preeti" w:cs="Times New Roman"/>
+          <w:sz w:val="36"/>
+          <w:szCs w:val="36"/>
+        </w:rPr>
+        <w:t>kq</w:t>
+      </w:r>
+      <w:proofErr w:type="spellEnd"/>
+      <w:r>
+        <w:rPr>
+          <w:rFonts w:ascii="Preeti" w:hAnsi="Preeti" w:cs="Times New Roman"/>
+          <w:sz w:val="36"/>
+          <w:szCs w:val="36"/>
+        </w:rPr>
+        <w:t xml:space="preserve">' </w:t>
+      </w:r>
+      <w:proofErr w:type="spellStart"/>
+      <w:proofErr w:type="gramStart"/>
+      <w:r>
+        <w:rPr>
+          <w:rFonts w:ascii="Preeti" w:hAnsi="Preeti" w:cs="Times New Roman"/>
+          <w:sz w:val="36"/>
+          <w:szCs w:val="36"/>
+        </w:rPr>
+        <w:t>vfg</w:t>
+      </w:r>
+      <w:proofErr w:type="spellEnd"/>
+      <w:r>
+        <w:rPr>
+          <w:rFonts w:ascii="Preeti" w:hAnsi="Preeti" w:cs="Times New Roman"/>
+          <w:sz w:val="36"/>
+          <w:szCs w:val="36"/>
+        </w:rPr>
+        <w:t>]s</w:t>
+      </w:r>
+      <w:proofErr w:type="gramEnd"/>
+      <w:r>
+        <w:rPr>
+          <w:rFonts w:ascii="Preeti" w:hAnsi="Preeti" w:cs="Times New Roman"/>
+          <w:sz w:val="36"/>
+          <w:szCs w:val="36"/>
+        </w:rPr>
+        <w:t xml:space="preserve">'/f </w:t>
+      </w:r>
+      <w:proofErr w:type="spellStart"/>
+      <w:r>
+        <w:rPr>
+          <w:rFonts w:ascii="Preeti" w:hAnsi="Preeti" w:cs="Times New Roman"/>
+          <w:sz w:val="36"/>
+          <w:szCs w:val="36"/>
+        </w:rPr>
+        <w:t>xf</w:t>
+      </w:r>
+      <w:proofErr w:type="spellEnd"/>
+      <w:proofErr w:type="gramStart"/>
+      <w:r>
+        <w:rPr>
+          <w:rFonts w:ascii="Preeti" w:hAnsi="Preeti" w:cs="Times New Roman"/>
+          <w:sz w:val="36"/>
+          <w:szCs w:val="36"/>
+        </w:rPr>
+        <w:t>] .</w:t>
+      </w:r>
+      <w:proofErr w:type="gramEnd"/>
     </w:p>
     <w:p>
       <w:pPr>
@@ -2998,32 +4454,87 @@
           <w:sz w:val="36"/>
           <w:szCs w:val="36"/>
         </w:rPr>
-        <w:t>d cfkm"eGbf ;fgfnfO{</w:t>
-      </w:r>
-      <w:r>
-        <w:rPr>
-          <w:rFonts w:ascii="Preeti" w:hAnsi="Preeti" w:cs="Times New Roman"/>
-          <w:sz w:val="36"/>
-          <w:szCs w:val="36"/>
-        </w:rPr>
-        <w:tab/>
-      </w:r>
-      <w:r>
-        <w:rPr>
-          <w:rFonts w:ascii="Preeti" w:hAnsi="Preeti" w:cs="Times New Roman"/>
-          <w:sz w:val="36"/>
-          <w:szCs w:val="36"/>
-        </w:rPr>
-        <w:tab/>
-      </w:r>
-      <w:r>
-        <w:rPr>
-          <w:rFonts w:ascii="Preeti" w:hAnsi="Preeti" w:cs="Times New Roman"/>
-          <w:sz w:val="36"/>
-          <w:szCs w:val="36"/>
-        </w:rPr>
-        <w:tab/>
-        <w:t>u5'{</w:t>
+        <w:t xml:space="preserve">d </w:t>
+      </w:r>
+      <w:proofErr w:type="spellStart"/>
+      <w:r>
+        <w:rPr>
+          <w:rFonts w:ascii="Preeti" w:hAnsi="Preeti" w:cs="Times New Roman"/>
+          <w:sz w:val="36"/>
+          <w:szCs w:val="36"/>
+        </w:rPr>
+        <w:t>cfkm"</w:t>
+      </w:r>
+      <w:proofErr w:type="gramStart"/>
+      <w:r>
+        <w:rPr>
+          <w:rFonts w:ascii="Preeti" w:hAnsi="Preeti" w:cs="Times New Roman"/>
+          <w:sz w:val="36"/>
+          <w:szCs w:val="36"/>
+        </w:rPr>
+        <w:t>eGbf</w:t>
+      </w:r>
+      <w:proofErr w:type="spellEnd"/>
+      <w:r>
+        <w:rPr>
+          <w:rFonts w:ascii="Preeti" w:hAnsi="Preeti" w:cs="Times New Roman"/>
+          <w:sz w:val="36"/>
+          <w:szCs w:val="36"/>
+        </w:rPr>
+        <w:t xml:space="preserve"> ;</w:t>
+      </w:r>
+      <w:proofErr w:type="spellStart"/>
+      <w:r>
+        <w:rPr>
+          <w:rFonts w:ascii="Preeti" w:hAnsi="Preeti" w:cs="Times New Roman"/>
+          <w:sz w:val="36"/>
+          <w:szCs w:val="36"/>
+        </w:rPr>
+        <w:t>fgfnfO</w:t>
+      </w:r>
+      <w:proofErr w:type="spellEnd"/>
+      <w:proofErr w:type="gramEnd"/>
+      <w:r>
+        <w:rPr>
+          <w:rFonts w:ascii="Preeti" w:hAnsi="Preeti" w:cs="Times New Roman"/>
+          <w:sz w:val="36"/>
+          <w:szCs w:val="36"/>
+        </w:rPr>
+        <w:t>{</w:t>
+      </w:r>
+      <w:r>
+        <w:rPr>
+          <w:rFonts w:ascii="Preeti" w:hAnsi="Preeti" w:cs="Times New Roman"/>
+          <w:sz w:val="36"/>
+          <w:szCs w:val="36"/>
+        </w:rPr>
+        <w:tab/>
+      </w:r>
+      <w:r>
+        <w:rPr>
+          <w:rFonts w:ascii="Preeti" w:hAnsi="Preeti" w:cs="Times New Roman"/>
+          <w:sz w:val="36"/>
+          <w:szCs w:val="36"/>
+        </w:rPr>
+        <w:tab/>
+      </w:r>
+      <w:r>
+        <w:rPr>
+          <w:rFonts w:ascii="Preeti" w:hAnsi="Preeti" w:cs="Times New Roman"/>
+          <w:sz w:val="36"/>
+          <w:szCs w:val="36"/>
+        </w:rPr>
+        <w:tab/>
+        <w:t>u5</w:t>
+      </w:r>
+      <w:proofErr w:type="gramStart"/>
+      <w:r>
+        <w:rPr>
+          <w:rFonts w:ascii="Preeti" w:hAnsi="Preeti" w:cs="Times New Roman"/>
+          <w:sz w:val="36"/>
+          <w:szCs w:val="36"/>
+        </w:rPr>
+        <w:t>'{</w:t>
       </w:r>
       <w:r>
         <w:rPr>
@@ -3033,6 +4544,7 @@
         </w:rPr>
         <w:t xml:space="preserve"> .</w:t>
       </w:r>
+      <w:proofErr w:type="gramEnd"/>
     </w:p>
     <w:p>
       <w:pPr>
@@ -3156,14 +4668,45 @@
         </w:rPr>
         <w:t xml:space="preserve">l7s </w:t>
       </w:r>
-      <w:r>
-        <w:rPr>
-          <w:rFonts w:ascii="Preeti" w:hAnsi="Preeti"/>
-          <w:b/>
-          <w:sz w:val="36"/>
-          <w:szCs w:val="36"/>
-        </w:rPr>
-        <w:t xml:space="preserve">pQ/df - </w:t>
+      <w:proofErr w:type="spellStart"/>
+      <w:r>
+        <w:rPr>
+          <w:rFonts w:ascii="Preeti" w:hAnsi="Preeti"/>
+          <w:b/>
+          <w:sz w:val="36"/>
+          <w:szCs w:val="36"/>
+        </w:rPr>
+        <w:t>pQ</w:t>
+      </w:r>
+      <w:proofErr w:type="spellEnd"/>
+      <w:r>
+        <w:rPr>
+          <w:rFonts w:ascii="Preeti" w:hAnsi="Preeti"/>
+          <w:b/>
+          <w:sz w:val="36"/>
+          <w:szCs w:val="36"/>
+        </w:rPr>
+        <w:t>/</w:t>
+      </w:r>
+      <w:proofErr w:type="spellStart"/>
+      <w:r>
+        <w:rPr>
+          <w:rFonts w:ascii="Preeti" w:hAnsi="Preeti"/>
+          <w:b/>
+          <w:sz w:val="36"/>
+          <w:szCs w:val="36"/>
+        </w:rPr>
+        <w:t>df</w:t>
+      </w:r>
+      <w:proofErr w:type="spellEnd"/>
+      <w:r>
+        <w:rPr>
+          <w:rFonts w:ascii="Preeti" w:hAnsi="Preeti"/>
+          <w:b/>
+          <w:sz w:val="36"/>
+          <w:szCs w:val="36"/>
+        </w:rPr>
+        <w:t xml:space="preserve"> - </w:t>
       </w:r>
       <m:oMath>
         <m:r>
@@ -3194,17 +4737,9 @@
           <w:sz w:val="36"/>
           <w:szCs w:val="36"/>
         </w:rPr>
-        <w:t xml:space="preserve">_ / a]l7s </w:t>
-      </w:r>
-      <w:r>
-        <w:rPr>
-          <w:rFonts w:ascii="Preeti" w:hAnsi="Preeti"/>
-          <w:b/>
-          <w:sz w:val="36"/>
-          <w:szCs w:val="36"/>
-        </w:rPr>
-        <w:t>pQ/df</w:t>
-      </w:r>
+        <w:t xml:space="preserve">_ / </w:t>
+      </w:r>
+      <w:proofErr w:type="gramStart"/>
       <w:r>
         <w:rPr>
           <w:rFonts w:ascii="Preeti" w:eastAsiaTheme="minorEastAsia" w:hAnsi="Preeti"/>
@@ -3212,6 +4747,56 @@
           <w:sz w:val="36"/>
           <w:szCs w:val="36"/>
         </w:rPr>
+        <w:t>a]l</w:t>
+      </w:r>
+      <w:proofErr w:type="gramEnd"/>
+      <w:r>
+        <w:rPr>
+          <w:rFonts w:ascii="Preeti" w:eastAsiaTheme="minorEastAsia" w:hAnsi="Preeti"/>
+          <w:b/>
+          <w:sz w:val="36"/>
+          <w:szCs w:val="36"/>
+        </w:rPr>
+        <w:t xml:space="preserve">7s </w:t>
+      </w:r>
+      <w:proofErr w:type="spellStart"/>
+      <w:r>
+        <w:rPr>
+          <w:rFonts w:ascii="Preeti" w:hAnsi="Preeti"/>
+          <w:b/>
+          <w:sz w:val="36"/>
+          <w:szCs w:val="36"/>
+        </w:rPr>
+        <w:t>pQ</w:t>
+      </w:r>
+      <w:proofErr w:type="spellEnd"/>
+      <w:r>
+        <w:rPr>
+          <w:rFonts w:ascii="Preeti" w:hAnsi="Preeti"/>
+          <w:b/>
+          <w:sz w:val="36"/>
+          <w:szCs w:val="36"/>
+        </w:rPr>
+        <w:t>/</w:t>
+      </w:r>
+      <w:proofErr w:type="spellStart"/>
+      <w:r>
+        <w:rPr>
+          <w:rFonts w:ascii="Preeti" w:hAnsi="Preeti"/>
+          <w:b/>
+          <w:sz w:val="36"/>
+          <w:szCs w:val="36"/>
+        </w:rPr>
+        <w:t>df</w:t>
+      </w:r>
+      <w:proofErr w:type="spellEnd"/>
+      <w:r>
+        <w:rPr>
+          <w:rFonts w:ascii="Preeti" w:eastAsiaTheme="minorEastAsia" w:hAnsi="Preeti"/>
+          <w:b/>
+          <w:sz w:val="36"/>
+          <w:szCs w:val="36"/>
+        </w:rPr>
         <w:t xml:space="preserve"> - </w:t>
       </w:r>
       <w:r>
@@ -3230,7 +4815,58 @@
           <w:sz w:val="36"/>
           <w:szCs w:val="36"/>
         </w:rPr>
-        <w:t xml:space="preserve"> _ lrx\g nufpg'xf];\ </w:t>
+        <w:t xml:space="preserve"> _ </w:t>
+      </w:r>
+      <w:proofErr w:type="spellStart"/>
+      <w:r>
+        <w:rPr>
+          <w:rFonts w:ascii="Preeti" w:eastAsiaTheme="minorEastAsia" w:hAnsi="Preeti"/>
+          <w:b/>
+          <w:sz w:val="36"/>
+          <w:szCs w:val="36"/>
+        </w:rPr>
+        <w:t>lrx</w:t>
+      </w:r>
+      <w:proofErr w:type="spellEnd"/>
+      <w:r>
+        <w:rPr>
+          <w:rFonts w:ascii="Preeti" w:eastAsiaTheme="minorEastAsia" w:hAnsi="Preeti"/>
+          <w:b/>
+          <w:sz w:val="36"/>
+          <w:szCs w:val="36"/>
+        </w:rPr>
+        <w:t xml:space="preserve">\g </w:t>
+      </w:r>
+      <w:proofErr w:type="spellStart"/>
+      <w:r>
+        <w:rPr>
+          <w:rFonts w:ascii="Preeti" w:eastAsiaTheme="minorEastAsia" w:hAnsi="Preeti"/>
+          <w:b/>
+          <w:sz w:val="36"/>
+          <w:szCs w:val="36"/>
+        </w:rPr>
+        <w:t>nufpg'xf</w:t>
+      </w:r>
+      <w:proofErr w:type="spellEnd"/>
+      <w:proofErr w:type="gramStart"/>
+      <w:r>
+        <w:rPr>
+          <w:rFonts w:ascii="Preeti" w:eastAsiaTheme="minorEastAsia" w:hAnsi="Preeti"/>
+          <w:b/>
+          <w:sz w:val="36"/>
+          <w:szCs w:val="36"/>
+        </w:rPr>
+        <w:t>];\</w:t>
+      </w:r>
+      <w:proofErr w:type="gramEnd"/>
+      <w:r>
+        <w:rPr>
+          <w:rFonts w:ascii="Preeti" w:eastAsiaTheme="minorEastAsia" w:hAnsi="Preeti"/>
+          <w:b/>
+          <w:sz w:val="36"/>
+          <w:szCs w:val="36"/>
+        </w:rPr>
+        <w:t xml:space="preserve"> </w:t>
       </w:r>
       <w:r>
         <w:rPr>
@@ -3328,7 +4964,72 @@
           <w:sz w:val="36"/>
           <w:szCs w:val="36"/>
         </w:rPr>
-        <w:t xml:space="preserve"> kf]v/L kfgLsf] ;|f]t xf]</w:t>
+        <w:t xml:space="preserve"> </w:t>
+      </w:r>
+      <w:proofErr w:type="spellStart"/>
+      <w:proofErr w:type="gramStart"/>
+      <w:r>
+        <w:rPr>
+          <w:rFonts w:ascii="Preeti" w:hAnsi="Preeti" w:cs="Times New Roman"/>
+          <w:sz w:val="36"/>
+          <w:szCs w:val="36"/>
+        </w:rPr>
+        <w:t>kf</w:t>
+      </w:r>
+      <w:proofErr w:type="spellEnd"/>
+      <w:r>
+        <w:rPr>
+          <w:rFonts w:ascii="Preeti" w:hAnsi="Preeti" w:cs="Times New Roman"/>
+          <w:sz w:val="36"/>
+          <w:szCs w:val="36"/>
+        </w:rPr>
+        <w:t>]v</w:t>
+      </w:r>
+      <w:proofErr w:type="gramEnd"/>
+      <w:r>
+        <w:rPr>
+          <w:rFonts w:ascii="Preeti" w:hAnsi="Preeti" w:cs="Times New Roman"/>
+          <w:sz w:val="36"/>
+          <w:szCs w:val="36"/>
+        </w:rPr>
+        <w:t xml:space="preserve">/L </w:t>
+      </w:r>
+      <w:proofErr w:type="spellStart"/>
+      <w:r>
+        <w:rPr>
+          <w:rFonts w:ascii="Preeti" w:hAnsi="Preeti" w:cs="Times New Roman"/>
+          <w:sz w:val="36"/>
+          <w:szCs w:val="36"/>
+        </w:rPr>
+        <w:t>kfgLsf</w:t>
+      </w:r>
+      <w:proofErr w:type="spellEnd"/>
+      <w:r>
+        <w:rPr>
+          <w:rFonts w:ascii="Preeti" w:hAnsi="Preeti" w:cs="Times New Roman"/>
+          <w:sz w:val="36"/>
+          <w:szCs w:val="36"/>
+        </w:rPr>
+        <w:t xml:space="preserve">] ;|f]t </w:t>
+      </w:r>
+      <w:proofErr w:type="spellStart"/>
+      <w:r>
+        <w:rPr>
+          <w:rFonts w:ascii="Preeti" w:hAnsi="Preeti" w:cs="Times New Roman"/>
+          <w:sz w:val="36"/>
+          <w:szCs w:val="36"/>
+        </w:rPr>
+        <w:t>xf</w:t>
+      </w:r>
+      <w:proofErr w:type="spellEnd"/>
+      <w:proofErr w:type="gramStart"/>
+      <w:r>
+        <w:rPr>
+          <w:rFonts w:ascii="Preeti" w:hAnsi="Preeti" w:cs="Times New Roman"/>
+          <w:sz w:val="36"/>
+          <w:szCs w:val="36"/>
+        </w:rPr>
+        <w:t>]</w:t>
       </w:r>
       <w:r>
         <w:rPr>
@@ -3338,6 +5039,7 @@
         </w:rPr>
         <w:t xml:space="preserve"> .</w:t>
       </w:r>
+      <w:proofErr w:type="gramEnd"/>
       <w:r>
         <w:rPr>
           <w:rFonts w:ascii="Preeti" w:hAnsi="Preeti" w:cs="Times New Roman"/>
@@ -3452,21 +5154,88 @@
         </w:rPr>
         <w:t xml:space="preserve"> </w:t>
       </w:r>
-      <w:r>
-        <w:rPr>
-          <w:rFonts w:ascii="Preeti" w:hAnsi="Preeti" w:cs="Times New Roman"/>
-          <w:sz w:val="36"/>
-          <w:szCs w:val="36"/>
-        </w:rPr>
-        <w:t>hldg dflg;sf]</w:t>
-      </w:r>
-      <w:r>
-        <w:rPr>
-          <w:rFonts w:ascii="Preeti" w:hAnsi="Preeti" w:cs="Times New Roman"/>
-          <w:sz w:val="36"/>
-          <w:szCs w:val="36"/>
-        </w:rPr>
-        <w:t xml:space="preserve"> dfq xf]</w:t>
+      <w:proofErr w:type="spellStart"/>
+      <w:r>
+        <w:rPr>
+          <w:rFonts w:ascii="Preeti" w:hAnsi="Preeti" w:cs="Times New Roman"/>
+          <w:sz w:val="36"/>
+          <w:szCs w:val="36"/>
+        </w:rPr>
+        <w:t>hldg</w:t>
+      </w:r>
+      <w:proofErr w:type="spellEnd"/>
+      <w:r>
+        <w:rPr>
+          <w:rFonts w:ascii="Preeti" w:hAnsi="Preeti" w:cs="Times New Roman"/>
+          <w:sz w:val="36"/>
+          <w:szCs w:val="36"/>
+        </w:rPr>
+        <w:t xml:space="preserve"> </w:t>
+      </w:r>
+      <w:proofErr w:type="spellStart"/>
+      <w:proofErr w:type="gramStart"/>
+      <w:r>
+        <w:rPr>
+          <w:rFonts w:ascii="Preeti" w:hAnsi="Preeti" w:cs="Times New Roman"/>
+          <w:sz w:val="36"/>
+          <w:szCs w:val="36"/>
+        </w:rPr>
+        <w:t>dflg;sf</w:t>
+      </w:r>
+      <w:proofErr w:type="spellEnd"/>
+      <w:proofErr w:type="gramEnd"/>
+      <w:r>
+        <w:rPr>
+          <w:rFonts w:ascii="Preeti" w:hAnsi="Preeti" w:cs="Times New Roman"/>
+          <w:sz w:val="36"/>
+          <w:szCs w:val="36"/>
+        </w:rPr>
+        <w:t>]</w:t>
+      </w:r>
+      <w:r>
+        <w:rPr>
+          <w:rFonts w:ascii="Preeti" w:hAnsi="Preeti" w:cs="Times New Roman"/>
+          <w:sz w:val="36"/>
+          <w:szCs w:val="36"/>
+        </w:rPr>
+        <w:t xml:space="preserve"> </w:t>
+      </w:r>
+      <w:proofErr w:type="spellStart"/>
+      <w:r>
+        <w:rPr>
+          <w:rFonts w:ascii="Preeti" w:hAnsi="Preeti" w:cs="Times New Roman"/>
+          <w:sz w:val="36"/>
+          <w:szCs w:val="36"/>
+        </w:rPr>
+        <w:t>dfq</w:t>
+      </w:r>
+      <w:proofErr w:type="spellEnd"/>
+      <w:r>
+        <w:rPr>
+          <w:rFonts w:ascii="Preeti" w:hAnsi="Preeti" w:cs="Times New Roman"/>
+          <w:sz w:val="36"/>
+          <w:szCs w:val="36"/>
+        </w:rPr>
+        <w:t xml:space="preserve"> </w:t>
+      </w:r>
+      <w:proofErr w:type="spellStart"/>
+      <w:r>
+        <w:rPr>
+          <w:rFonts w:ascii="Preeti" w:hAnsi="Preeti" w:cs="Times New Roman"/>
+          <w:sz w:val="36"/>
+          <w:szCs w:val="36"/>
+        </w:rPr>
+        <w:t>xf</w:t>
+      </w:r>
+      <w:proofErr w:type="spellEnd"/>
+      <w:proofErr w:type="gramStart"/>
+      <w:r>
+        <w:rPr>
+          <w:rFonts w:ascii="Preeti" w:hAnsi="Preeti" w:cs="Times New Roman"/>
+          <w:sz w:val="36"/>
+          <w:szCs w:val="36"/>
+        </w:rPr>
+        <w:t>]</w:t>
       </w:r>
       <w:r>
         <w:rPr>
@@ -3476,6 +5245,7 @@
         </w:rPr>
         <w:t xml:space="preserve"> .</w:t>
       </w:r>
+      <w:proofErr w:type="gramEnd"/>
     </w:p>
     <w:p>
       <w:pPr>
@@ -3580,8 +5350,92 @@
           <w:sz w:val="36"/>
           <w:szCs w:val="36"/>
         </w:rPr>
-        <w:t xml:space="preserve"> v]naf6 v';L kfO{G5 .</w:t>
-      </w:r>
+        <w:t xml:space="preserve"> </w:t>
+      </w:r>
+      <w:proofErr w:type="gramStart"/>
+      <w:r>
+        <w:rPr>
+          <w:rFonts w:ascii="Preeti" w:hAnsi="Preeti" w:cs="Times New Roman"/>
+          <w:sz w:val="36"/>
+          <w:szCs w:val="36"/>
+        </w:rPr>
+        <w:t>v]naf</w:t>
+      </w:r>
+      <w:proofErr w:type="gramEnd"/>
+      <w:r>
+        <w:rPr>
+          <w:rFonts w:ascii="Preeti" w:hAnsi="Preeti" w:cs="Times New Roman"/>
+          <w:sz w:val="36"/>
+          <w:szCs w:val="36"/>
+        </w:rPr>
+        <w:t xml:space="preserve">6 </w:t>
+      </w:r>
+      <w:proofErr w:type="spellStart"/>
+      <w:r>
+        <w:rPr>
+          <w:rFonts w:ascii="Preeti" w:hAnsi="Preeti" w:cs="Times New Roman"/>
+          <w:sz w:val="36"/>
+          <w:szCs w:val="36"/>
+        </w:rPr>
+        <w:t>v</w:t>
+      </w:r>
+      <w:proofErr w:type="gramStart"/>
+      <w:r>
+        <w:rPr>
+          <w:rFonts w:ascii="Preeti" w:hAnsi="Preeti" w:cs="Times New Roman"/>
+          <w:sz w:val="36"/>
+          <w:szCs w:val="36"/>
+        </w:rPr>
+        <w:t>';L</w:t>
+      </w:r>
+      <w:proofErr w:type="spellEnd"/>
+      <w:proofErr w:type="gramEnd"/>
+      <w:r>
+        <w:rPr>
+          <w:rFonts w:ascii="Preeti" w:hAnsi="Preeti" w:cs="Times New Roman"/>
+          <w:sz w:val="36"/>
+          <w:szCs w:val="36"/>
+        </w:rPr>
+        <w:t xml:space="preserve"> </w:t>
+      </w:r>
+      <w:proofErr w:type="spellStart"/>
+      <w:proofErr w:type="gramStart"/>
+      <w:r>
+        <w:rPr>
+          <w:rFonts w:ascii="Preeti" w:hAnsi="Preeti" w:cs="Times New Roman"/>
+          <w:sz w:val="36"/>
+          <w:szCs w:val="36"/>
+        </w:rPr>
+        <w:t>kfO</w:t>
+      </w:r>
+      <w:proofErr w:type="spellEnd"/>
+      <w:r>
+        <w:rPr>
+          <w:rFonts w:ascii="Preeti" w:hAnsi="Preeti" w:cs="Times New Roman"/>
+          <w:sz w:val="36"/>
+          <w:szCs w:val="36"/>
+        </w:rPr>
+        <w:t>{</w:t>
+      </w:r>
+      <w:proofErr w:type="gramEnd"/>
+      <w:r>
+        <w:rPr>
+          <w:rFonts w:ascii="Preeti" w:hAnsi="Preeti" w:cs="Times New Roman"/>
+          <w:sz w:val="36"/>
+          <w:szCs w:val="36"/>
+        </w:rPr>
+        <w:t>G</w:t>
+      </w:r>
+      <w:proofErr w:type="gramStart"/>
+      <w:r>
+        <w:rPr>
+          <w:rFonts w:ascii="Preeti" w:hAnsi="Preeti" w:cs="Times New Roman"/>
+          <w:sz w:val="36"/>
+          <w:szCs w:val="36"/>
+        </w:rPr>
+        <w:t>5 .</w:t>
+      </w:r>
+      <w:proofErr w:type="gramEnd"/>
     </w:p>
     <w:p>
       <w:pPr>
@@ -3688,7 +5542,34 @@
           <w:sz w:val="36"/>
           <w:szCs w:val="36"/>
         </w:rPr>
-        <w:t xml:space="preserve"> g[Ton] dgf]/~hg lbG5</w:t>
+        <w:t xml:space="preserve"> g[Ton] </w:t>
+      </w:r>
+      <w:proofErr w:type="spellStart"/>
+      <w:r>
+        <w:rPr>
+          <w:rFonts w:ascii="Preeti" w:hAnsi="Preeti" w:cs="Times New Roman"/>
+          <w:sz w:val="36"/>
+          <w:szCs w:val="36"/>
+        </w:rPr>
+        <w:t>dgf</w:t>
+      </w:r>
+      <w:proofErr w:type="spellEnd"/>
+      <w:r>
+        <w:rPr>
+          <w:rFonts w:ascii="Preeti" w:hAnsi="Preeti" w:cs="Times New Roman"/>
+          <w:sz w:val="36"/>
+          <w:szCs w:val="36"/>
+        </w:rPr>
+        <w:t>]/~hg lbG</w:t>
+      </w:r>
+      <w:proofErr w:type="gramStart"/>
+      <w:r>
+        <w:rPr>
+          <w:rFonts w:ascii="Preeti" w:hAnsi="Preeti" w:cs="Times New Roman"/>
+          <w:sz w:val="36"/>
+          <w:szCs w:val="36"/>
+        </w:rPr>
+        <w:t>5</w:t>
       </w:r>
       <w:r>
         <w:rPr>
@@ -3706,6 +5587,7 @@
         </w:rPr>
         <w:t>.</w:t>
       </w:r>
+      <w:proofErr w:type="gramEnd"/>
     </w:p>
     <w:p>
       <w:pPr>
@@ -3804,7 +5686,52 @@
           <w:sz w:val="36"/>
           <w:szCs w:val="36"/>
         </w:rPr>
-        <w:t xml:space="preserve">   ª_ xfdL gfsn] x]5f}{F</w:t>
+        <w:t xml:space="preserve">   ª_ </w:t>
+      </w:r>
+      <w:proofErr w:type="spellStart"/>
+      <w:r>
+        <w:rPr>
+          <w:rFonts w:ascii="Preeti" w:hAnsi="Preeti" w:cs="Times New Roman"/>
+          <w:sz w:val="36"/>
+          <w:szCs w:val="36"/>
+        </w:rPr>
+        <w:t>xfdL</w:t>
+      </w:r>
+      <w:proofErr w:type="spellEnd"/>
+      <w:r>
+        <w:rPr>
+          <w:rFonts w:ascii="Preeti" w:hAnsi="Preeti" w:cs="Times New Roman"/>
+          <w:sz w:val="36"/>
+          <w:szCs w:val="36"/>
+        </w:rPr>
+        <w:t xml:space="preserve"> </w:t>
+      </w:r>
+      <w:proofErr w:type="spellStart"/>
+      <w:r>
+        <w:rPr>
+          <w:rFonts w:ascii="Preeti" w:hAnsi="Preeti" w:cs="Times New Roman"/>
+          <w:sz w:val="36"/>
+          <w:szCs w:val="36"/>
+        </w:rPr>
+        <w:t>gfsn</w:t>
+      </w:r>
+      <w:proofErr w:type="spellEnd"/>
+      <w:r>
+        <w:rPr>
+          <w:rFonts w:ascii="Preeti" w:hAnsi="Preeti" w:cs="Times New Roman"/>
+          <w:sz w:val="36"/>
+          <w:szCs w:val="36"/>
+        </w:rPr>
+        <w:t>] x]5</w:t>
+      </w:r>
+      <w:proofErr w:type="gramStart"/>
+      <w:r>
+        <w:rPr>
+          <w:rFonts w:ascii="Preeti" w:hAnsi="Preeti" w:cs="Times New Roman"/>
+          <w:sz w:val="36"/>
+          <w:szCs w:val="36"/>
+        </w:rPr>
+        <w:t>f}{F</w:t>
       </w:r>
       <w:r>
         <w:rPr>
@@ -3814,6 +5741,7 @@
         </w:rPr>
         <w:t xml:space="preserve"> .</w:t>
       </w:r>
+      <w:proofErr w:type="gramEnd"/>
       <w:r>
         <w:rPr>
           <w:rFonts w:ascii="Preeti" w:hAnsi="Preeti" w:cs="Times New Roman"/>
@@ -3839,7 +5767,17 @@
           <w:sz w:val="36"/>
           <w:szCs w:val="36"/>
         </w:rPr>
-        <w:t>%_</w:t>
+        <w:t>%</w:t>
+      </w:r>
+      <w:proofErr w:type="gramStart"/>
+      <w:r>
+        <w:rPr>
+          <w:rFonts w:ascii="Preeti" w:hAnsi="Preeti" w:cs="Times New Roman"/>
+          <w:b/>
+          <w:sz w:val="36"/>
+          <w:szCs w:val="36"/>
+        </w:rPr>
+        <w:t>_</w:t>
       </w:r>
       <w:r>
         <w:rPr>
@@ -3857,7 +5795,108 @@
           <w:sz w:val="36"/>
           <w:szCs w:val="36"/>
         </w:rPr>
-        <w:t>;"rL tof/ kfg'{xf];\ M</w:t>
+        <w:t>;</w:t>
+      </w:r>
+      <w:proofErr w:type="gramEnd"/>
+      <w:r>
+        <w:rPr>
+          <w:rFonts w:ascii="Preeti" w:hAnsi="Preeti" w:cs="Times New Roman"/>
+          <w:b/>
+          <w:sz w:val="36"/>
+          <w:szCs w:val="36"/>
+        </w:rPr>
+        <w:t>"</w:t>
+      </w:r>
+      <w:proofErr w:type="spellStart"/>
+      <w:r>
+        <w:rPr>
+          <w:rFonts w:ascii="Preeti" w:hAnsi="Preeti" w:cs="Times New Roman"/>
+          <w:b/>
+          <w:sz w:val="36"/>
+          <w:szCs w:val="36"/>
+        </w:rPr>
+        <w:t>rL</w:t>
+      </w:r>
+      <w:proofErr w:type="spellEnd"/>
+      <w:r>
+        <w:rPr>
+          <w:rFonts w:ascii="Preeti" w:hAnsi="Preeti" w:cs="Times New Roman"/>
+          <w:b/>
+          <w:sz w:val="36"/>
+          <w:szCs w:val="36"/>
+        </w:rPr>
+        <w:t xml:space="preserve"> </w:t>
+      </w:r>
+      <w:proofErr w:type="spellStart"/>
+      <w:r>
+        <w:rPr>
+          <w:rFonts w:ascii="Preeti" w:hAnsi="Preeti" w:cs="Times New Roman"/>
+          <w:b/>
+          <w:sz w:val="36"/>
+          <w:szCs w:val="36"/>
+        </w:rPr>
+        <w:t>tof</w:t>
+      </w:r>
+      <w:proofErr w:type="spellEnd"/>
+      <w:r>
+        <w:rPr>
+          <w:rFonts w:ascii="Preeti" w:hAnsi="Preeti" w:cs="Times New Roman"/>
+          <w:b/>
+          <w:sz w:val="36"/>
+          <w:szCs w:val="36"/>
+        </w:rPr>
+        <w:t xml:space="preserve">/ </w:t>
+      </w:r>
+      <w:proofErr w:type="spellStart"/>
+      <w:r>
+        <w:rPr>
+          <w:rFonts w:ascii="Preeti" w:hAnsi="Preeti" w:cs="Times New Roman"/>
+          <w:b/>
+          <w:sz w:val="36"/>
+          <w:szCs w:val="36"/>
+        </w:rPr>
+        <w:t>kfg</w:t>
+      </w:r>
+      <w:proofErr w:type="spellEnd"/>
+      <w:r>
+        <w:rPr>
+          <w:rFonts w:ascii="Preeti" w:hAnsi="Preeti" w:cs="Times New Roman"/>
+          <w:b/>
+          <w:sz w:val="36"/>
+          <w:szCs w:val="36"/>
+        </w:rPr>
+        <w:t>'{</w:t>
+      </w:r>
+      <w:proofErr w:type="spellStart"/>
+      <w:r>
+        <w:rPr>
+          <w:rFonts w:ascii="Preeti" w:hAnsi="Preeti" w:cs="Times New Roman"/>
+          <w:b/>
+          <w:sz w:val="36"/>
+          <w:szCs w:val="36"/>
+        </w:rPr>
+        <w:t>xf</w:t>
+      </w:r>
+      <w:proofErr w:type="spellEnd"/>
+      <w:proofErr w:type="gramStart"/>
+      <w:r>
+        <w:rPr>
+          <w:rFonts w:ascii="Preeti" w:hAnsi="Preeti" w:cs="Times New Roman"/>
+          <w:b/>
+          <w:sz w:val="36"/>
+          <w:szCs w:val="36"/>
+        </w:rPr>
+        <w:t>];\</w:t>
+      </w:r>
+      <w:proofErr w:type="gramEnd"/>
+      <w:r>
+        <w:rPr>
+          <w:rFonts w:ascii="Preeti" w:hAnsi="Preeti" w:cs="Times New Roman"/>
+          <w:b/>
+          <w:sz w:val="36"/>
+          <w:szCs w:val="36"/>
+        </w:rPr>
+        <w:t xml:space="preserve"> M</w:t>
       </w:r>
       <w:r>
         <w:rPr>
@@ -4000,33 +6039,92 @@
           <w:szCs w:val="36"/>
         </w:rPr>
         <w:tab/>
-        <w:t>oftfoftsf ;fwg</w:t>
-      </w:r>
-      <w:r>
-        <w:rPr>
-          <w:rFonts w:ascii="Preeti" w:hAnsi="Preeti" w:cs="Times New Roman"/>
-          <w:sz w:val="36"/>
-          <w:szCs w:val="36"/>
-        </w:rPr>
-        <w:tab/>
-      </w:r>
-      <w:r>
-        <w:rPr>
-          <w:rFonts w:ascii="Preeti" w:hAnsi="Preeti" w:cs="Times New Roman"/>
-          <w:sz w:val="36"/>
-          <w:szCs w:val="36"/>
-        </w:rPr>
-        <w:tab/>
-      </w:r>
-      <w:r>
-        <w:rPr>
-          <w:rFonts w:ascii="Preeti" w:hAnsi="Preeti" w:cs="Times New Roman"/>
-          <w:sz w:val="36"/>
-          <w:szCs w:val="36"/>
-        </w:rPr>
-        <w:tab/>
-        <w:t>;~rf/sf ;fwg</w:t>
-      </w:r>
+      </w:r>
+      <w:proofErr w:type="spellStart"/>
+      <w:proofErr w:type="gramStart"/>
+      <w:r>
+        <w:rPr>
+          <w:rFonts w:ascii="Preeti" w:hAnsi="Preeti" w:cs="Times New Roman"/>
+          <w:sz w:val="36"/>
+          <w:szCs w:val="36"/>
+        </w:rPr>
+        <w:t>oftfoftsf</w:t>
+      </w:r>
+      <w:proofErr w:type="spellEnd"/>
+      <w:r>
+        <w:rPr>
+          <w:rFonts w:ascii="Preeti" w:hAnsi="Preeti" w:cs="Times New Roman"/>
+          <w:sz w:val="36"/>
+          <w:szCs w:val="36"/>
+        </w:rPr>
+        <w:t xml:space="preserve"> ;</w:t>
+      </w:r>
+      <w:proofErr w:type="spellStart"/>
+      <w:r>
+        <w:rPr>
+          <w:rFonts w:ascii="Preeti" w:hAnsi="Preeti" w:cs="Times New Roman"/>
+          <w:sz w:val="36"/>
+          <w:szCs w:val="36"/>
+        </w:rPr>
+        <w:t>fwg</w:t>
+      </w:r>
+      <w:proofErr w:type="spellEnd"/>
+      <w:proofErr w:type="gramEnd"/>
+      <w:r>
+        <w:rPr>
+          <w:rFonts w:ascii="Preeti" w:hAnsi="Preeti" w:cs="Times New Roman"/>
+          <w:sz w:val="36"/>
+          <w:szCs w:val="36"/>
+        </w:rPr>
+        <w:tab/>
+      </w:r>
+      <w:r>
+        <w:rPr>
+          <w:rFonts w:ascii="Preeti" w:hAnsi="Preeti" w:cs="Times New Roman"/>
+          <w:sz w:val="36"/>
+          <w:szCs w:val="36"/>
+        </w:rPr>
+        <w:tab/>
+      </w:r>
+      <w:proofErr w:type="gramStart"/>
+      <w:r>
+        <w:rPr>
+          <w:rFonts w:ascii="Preeti" w:hAnsi="Preeti" w:cs="Times New Roman"/>
+          <w:sz w:val="36"/>
+          <w:szCs w:val="36"/>
+        </w:rPr>
+        <w:tab/>
+        <w:t>;~</w:t>
+      </w:r>
+      <w:proofErr w:type="gramEnd"/>
+      <w:r>
+        <w:rPr>
+          <w:rFonts w:ascii="Preeti" w:hAnsi="Preeti" w:cs="Times New Roman"/>
+          <w:sz w:val="36"/>
+          <w:szCs w:val="36"/>
+        </w:rPr>
+        <w:t>rf/</w:t>
+      </w:r>
+      <w:proofErr w:type="gramStart"/>
+      <w:r>
+        <w:rPr>
+          <w:rFonts w:ascii="Preeti" w:hAnsi="Preeti" w:cs="Times New Roman"/>
+          <w:sz w:val="36"/>
+          <w:szCs w:val="36"/>
+        </w:rPr>
+        <w:t>sf ;</w:t>
+      </w:r>
+      <w:proofErr w:type="spellStart"/>
+      <w:r>
+        <w:rPr>
+          <w:rFonts w:ascii="Preeti" w:hAnsi="Preeti" w:cs="Times New Roman"/>
+          <w:sz w:val="36"/>
+          <w:szCs w:val="36"/>
+        </w:rPr>
+        <w:t>fwg</w:t>
+      </w:r>
+      <w:proofErr w:type="spellEnd"/>
+      <w:proofErr w:type="gramEnd"/>
     </w:p>
     <w:p>
       <w:pPr>
@@ -4496,7 +6594,127 @@
           <w:sz w:val="36"/>
           <w:szCs w:val="36"/>
         </w:rPr>
-        <w:t xml:space="preserve">^_ tn lbO{Psf k|Zgsf pQ/ n]Vg'xf];\ </w:t>
+        <w:t xml:space="preserve">^_ </w:t>
+      </w:r>
+      <w:proofErr w:type="spellStart"/>
+      <w:r>
+        <w:rPr>
+          <w:rFonts w:ascii="Preeti" w:hAnsi="Preeti"/>
+          <w:b/>
+          <w:sz w:val="36"/>
+          <w:szCs w:val="36"/>
+        </w:rPr>
+        <w:t>tn</w:t>
+      </w:r>
+      <w:proofErr w:type="spellEnd"/>
+      <w:r>
+        <w:rPr>
+          <w:rFonts w:ascii="Preeti" w:hAnsi="Preeti"/>
+          <w:b/>
+          <w:sz w:val="36"/>
+          <w:szCs w:val="36"/>
+        </w:rPr>
+        <w:t xml:space="preserve"> </w:t>
+      </w:r>
+      <w:proofErr w:type="spellStart"/>
+      <w:r>
+        <w:rPr>
+          <w:rFonts w:ascii="Preeti" w:hAnsi="Preeti"/>
+          <w:b/>
+          <w:sz w:val="36"/>
+          <w:szCs w:val="36"/>
+        </w:rPr>
+        <w:t>lbOPsf</w:t>
+      </w:r>
+      <w:proofErr w:type="spellEnd"/>
+      <w:r>
+        <w:rPr>
+          <w:rFonts w:ascii="Preeti" w:hAnsi="Preeti"/>
+          <w:b/>
+          <w:sz w:val="36"/>
+          <w:szCs w:val="36"/>
+        </w:rPr>
+        <w:t xml:space="preserve"> </w:t>
+      </w:r>
+      <w:proofErr w:type="spellStart"/>
+      <w:r>
+        <w:rPr>
+          <w:rFonts w:ascii="Preeti" w:hAnsi="Preeti"/>
+          <w:b/>
+          <w:sz w:val="36"/>
+          <w:szCs w:val="36"/>
+        </w:rPr>
+        <w:t>k|Zgsf</w:t>
+      </w:r>
+      <w:proofErr w:type="spellEnd"/>
+      <w:r>
+        <w:rPr>
+          <w:rFonts w:ascii="Preeti" w:hAnsi="Preeti"/>
+          <w:b/>
+          <w:sz w:val="36"/>
+          <w:szCs w:val="36"/>
+        </w:rPr>
+        <w:t xml:space="preserve"> </w:t>
+      </w:r>
+      <w:proofErr w:type="spellStart"/>
+      <w:r>
+        <w:rPr>
+          <w:rFonts w:ascii="Preeti" w:hAnsi="Preeti"/>
+          <w:b/>
+          <w:sz w:val="36"/>
+          <w:szCs w:val="36"/>
+        </w:rPr>
+        <w:t>pQ</w:t>
+      </w:r>
+      <w:proofErr w:type="spellEnd"/>
+      <w:r>
+        <w:rPr>
+          <w:rFonts w:ascii="Preeti" w:hAnsi="Preeti"/>
+          <w:b/>
+          <w:sz w:val="36"/>
+          <w:szCs w:val="36"/>
+        </w:rPr>
+        <w:t xml:space="preserve">/ </w:t>
+      </w:r>
+      <w:proofErr w:type="gramStart"/>
+      <w:r>
+        <w:rPr>
+          <w:rFonts w:ascii="Preeti" w:hAnsi="Preeti"/>
+          <w:b/>
+          <w:sz w:val="36"/>
+          <w:szCs w:val="36"/>
+        </w:rPr>
+        <w:t>n]</w:t>
+      </w:r>
+      <w:proofErr w:type="spellStart"/>
+      <w:r>
+        <w:rPr>
+          <w:rFonts w:ascii="Preeti" w:hAnsi="Preeti"/>
+          <w:b/>
+          <w:sz w:val="36"/>
+          <w:szCs w:val="36"/>
+        </w:rPr>
+        <w:t>Vg'xf</w:t>
+      </w:r>
+      <w:proofErr w:type="spellEnd"/>
+      <w:r>
+        <w:rPr>
+          <w:rFonts w:ascii="Preeti" w:hAnsi="Preeti"/>
+          <w:b/>
+          <w:sz w:val="36"/>
+          <w:szCs w:val="36"/>
+        </w:rPr>
+        <w:t>];\</w:t>
+      </w:r>
+      <w:proofErr w:type="gramEnd"/>
+      <w:r>
+        <w:rPr>
+          <w:rFonts w:ascii="Preeti" w:hAnsi="Preeti"/>
+          <w:b/>
+          <w:sz w:val="36"/>
+          <w:szCs w:val="36"/>
+        </w:rPr>
+        <w:t xml:space="preserve"> </w:t>
       </w:r>
       <w:r>
         <w:rPr>
@@ -4589,8 +6807,19 @@
           <w:sz w:val="36"/>
           <w:szCs w:val="36"/>
         </w:rPr>
-        <w:t>-!)_</w:t>
-      </w:r>
+        <w:t>-</w:t>
+      </w:r>
+      <w:proofErr w:type="gramStart"/>
+      <w:r>
+        <w:rPr>
+          <w:rFonts w:ascii="Preeti" w:hAnsi="Preeti"/>
+          <w:b/>
+          <w:sz w:val="36"/>
+          <w:szCs w:val="36"/>
+        </w:rPr>
+        <w:t>!)_</w:t>
+      </w:r>
+      <w:proofErr w:type="gramEnd"/>
     </w:p>
     <w:p>
       <w:pPr>
@@ -4608,13 +6837,87 @@
         </w:rPr>
         <w:t xml:space="preserve">   s_ </w:t>
       </w:r>
-      <w:r>
-        <w:rPr>
-          <w:rFonts w:ascii="Preeti" w:hAnsi="Preeti"/>
-          <w:sz w:val="36"/>
-          <w:szCs w:val="36"/>
-        </w:rPr>
-        <w:t xml:space="preserve">k|sfzsf] ;a}eGbf 7'nf] ;|f]t s'g xf] </w:t>
+      <w:proofErr w:type="spellStart"/>
+      <w:r>
+        <w:rPr>
+          <w:rFonts w:ascii="Preeti" w:hAnsi="Preeti"/>
+          <w:sz w:val="36"/>
+          <w:szCs w:val="36"/>
+        </w:rPr>
+        <w:t>k|sfzsf</w:t>
+      </w:r>
+      <w:proofErr w:type="spellEnd"/>
+      <w:proofErr w:type="gramStart"/>
+      <w:r>
+        <w:rPr>
+          <w:rFonts w:ascii="Preeti" w:hAnsi="Preeti"/>
+          <w:sz w:val="36"/>
+          <w:szCs w:val="36"/>
+        </w:rPr>
+        <w:t>] ;a</w:t>
+      </w:r>
+      <w:proofErr w:type="gramEnd"/>
+      <w:r>
+        <w:rPr>
+          <w:rFonts w:ascii="Preeti" w:hAnsi="Preeti"/>
+          <w:sz w:val="36"/>
+          <w:szCs w:val="36"/>
+        </w:rPr>
+        <w:t>}</w:t>
+      </w:r>
+      <w:proofErr w:type="spellStart"/>
+      <w:r>
+        <w:rPr>
+          <w:rFonts w:ascii="Preeti" w:hAnsi="Preeti"/>
+          <w:sz w:val="36"/>
+          <w:szCs w:val="36"/>
+        </w:rPr>
+        <w:t>eGbf</w:t>
+      </w:r>
+      <w:proofErr w:type="spellEnd"/>
+      <w:r>
+        <w:rPr>
+          <w:rFonts w:ascii="Preeti" w:hAnsi="Preeti"/>
+          <w:sz w:val="36"/>
+          <w:szCs w:val="36"/>
+        </w:rPr>
+        <w:t xml:space="preserve"> 7'nf] ;|f]t </w:t>
+      </w:r>
+      <w:proofErr w:type="spellStart"/>
+      <w:r>
+        <w:rPr>
+          <w:rFonts w:ascii="Preeti" w:hAnsi="Preeti"/>
+          <w:sz w:val="36"/>
+          <w:szCs w:val="36"/>
+        </w:rPr>
+        <w:t>s'g</w:t>
+      </w:r>
+      <w:proofErr w:type="spellEnd"/>
+      <w:r>
+        <w:rPr>
+          <w:rFonts w:ascii="Preeti" w:hAnsi="Preeti"/>
+          <w:sz w:val="36"/>
+          <w:szCs w:val="36"/>
+        </w:rPr>
+        <w:t xml:space="preserve"> </w:t>
+      </w:r>
+      <w:proofErr w:type="spellStart"/>
+      <w:r>
+        <w:rPr>
+          <w:rFonts w:ascii="Preeti" w:hAnsi="Preeti"/>
+          <w:sz w:val="36"/>
+          <w:szCs w:val="36"/>
+        </w:rPr>
+        <w:t>xf</w:t>
+      </w:r>
+      <w:proofErr w:type="spellEnd"/>
+      <w:r>
+        <w:rPr>
+          <w:rFonts w:ascii="Preeti" w:hAnsi="Preeti"/>
+          <w:sz w:val="36"/>
+          <w:szCs w:val="36"/>
+        </w:rPr>
+        <w:t xml:space="preserve">] </w:t>
       </w:r>
       <w:r>
         <w:rPr>
@@ -4736,13 +7039,77 @@
         </w:rPr>
         <w:t xml:space="preserve">v_ </w:t>
       </w:r>
-      <w:r>
-        <w:rPr>
-          <w:rFonts w:ascii="Preeti" w:hAnsi="Preeti"/>
-          <w:sz w:val="36"/>
-          <w:szCs w:val="36"/>
-        </w:rPr>
-        <w:t>xfdLnfO{ afRgsf nflu s] rflxG5</w:t>
+      <w:proofErr w:type="spellStart"/>
+      <w:proofErr w:type="gramStart"/>
+      <w:r>
+        <w:rPr>
+          <w:rFonts w:ascii="Preeti" w:hAnsi="Preeti"/>
+          <w:sz w:val="36"/>
+          <w:szCs w:val="36"/>
+        </w:rPr>
+        <w:t>xfdLnfO</w:t>
+      </w:r>
+      <w:proofErr w:type="spellEnd"/>
+      <w:r>
+        <w:rPr>
+          <w:rFonts w:ascii="Preeti" w:hAnsi="Preeti"/>
+          <w:sz w:val="36"/>
+          <w:szCs w:val="36"/>
+        </w:rPr>
+        <w:t xml:space="preserve">{ </w:t>
+      </w:r>
+      <w:proofErr w:type="spellStart"/>
+      <w:r>
+        <w:rPr>
+          <w:rFonts w:ascii="Preeti" w:hAnsi="Preeti"/>
+          <w:sz w:val="36"/>
+          <w:szCs w:val="36"/>
+        </w:rPr>
+        <w:t>af</w:t>
+      </w:r>
+      <w:r>
+        <w:rPr>
+          <w:rFonts w:ascii="Preeti" w:hAnsi="Preeti"/>
+          <w:sz w:val="36"/>
+          <w:szCs w:val="36"/>
+        </w:rPr>
+        <w:t>F</w:t>
+      </w:r>
+      <w:r>
+        <w:rPr>
+          <w:rFonts w:ascii="Preeti" w:hAnsi="Preeti"/>
+          <w:sz w:val="36"/>
+          <w:szCs w:val="36"/>
+        </w:rPr>
+        <w:t>Rgsf</w:t>
+      </w:r>
+      <w:proofErr w:type="spellEnd"/>
+      <w:proofErr w:type="gramEnd"/>
+      <w:r>
+        <w:rPr>
+          <w:rFonts w:ascii="Preeti" w:hAnsi="Preeti"/>
+          <w:sz w:val="36"/>
+          <w:szCs w:val="36"/>
+        </w:rPr>
+        <w:t xml:space="preserve"> </w:t>
+      </w:r>
+      <w:proofErr w:type="spellStart"/>
+      <w:r>
+        <w:rPr>
+          <w:rFonts w:ascii="Preeti" w:hAnsi="Preeti"/>
+          <w:sz w:val="36"/>
+          <w:szCs w:val="36"/>
+        </w:rPr>
+        <w:t>nflu</w:t>
+      </w:r>
+      <w:proofErr w:type="spellEnd"/>
+      <w:r>
+        <w:rPr>
+          <w:rFonts w:ascii="Preeti" w:hAnsi="Preeti"/>
+          <w:sz w:val="36"/>
+          <w:szCs w:val="36"/>
+        </w:rPr>
+        <w:t xml:space="preserve"> s] rflxG5</w:t>
       </w:r>
       <w:r>
         <w:rPr>
@@ -4850,21 +7217,105 @@
         </w:rPr>
         <w:t xml:space="preserve">   u_ </w:t>
       </w:r>
-      <w:r>
-        <w:rPr>
-          <w:rFonts w:ascii="Preeti" w:hAnsi="Preeti"/>
-          <w:sz w:val="36"/>
-          <w:szCs w:val="36"/>
-        </w:rPr>
-        <w:t xml:space="preserve">tkfO{FnfO{ dg kg]{ rf8 s'g </w:t>
-      </w:r>
-      <w:r>
-        <w:rPr>
-          <w:rFonts w:ascii="Preeti" w:hAnsi="Preeti"/>
-          <w:sz w:val="36"/>
-          <w:szCs w:val="36"/>
-        </w:rPr>
-        <w:t>xf] &lt;</w:t>
+      <w:proofErr w:type="spellStart"/>
+      <w:proofErr w:type="gramStart"/>
+      <w:r>
+        <w:rPr>
+          <w:rFonts w:ascii="Preeti" w:hAnsi="Preeti"/>
+          <w:sz w:val="36"/>
+          <w:szCs w:val="36"/>
+        </w:rPr>
+        <w:t>tkfO</w:t>
+      </w:r>
+      <w:proofErr w:type="spellEnd"/>
+      <w:r>
+        <w:rPr>
+          <w:rFonts w:ascii="Preeti" w:hAnsi="Preeti"/>
+          <w:sz w:val="36"/>
+          <w:szCs w:val="36"/>
+        </w:rPr>
+        <w:t>{</w:t>
+      </w:r>
+      <w:proofErr w:type="spellStart"/>
+      <w:r>
+        <w:rPr>
+          <w:rFonts w:ascii="Preeti" w:hAnsi="Preeti"/>
+          <w:sz w:val="36"/>
+          <w:szCs w:val="36"/>
+        </w:rPr>
+        <w:t>FnfO</w:t>
+      </w:r>
+      <w:proofErr w:type="spellEnd"/>
+      <w:r>
+        <w:rPr>
+          <w:rFonts w:ascii="Preeti" w:hAnsi="Preeti"/>
+          <w:sz w:val="36"/>
+          <w:szCs w:val="36"/>
+        </w:rPr>
+        <w:t>{ dg</w:t>
+      </w:r>
+      <w:proofErr w:type="gramEnd"/>
+      <w:r>
+        <w:rPr>
+          <w:rFonts w:ascii="Preeti" w:hAnsi="Preeti"/>
+          <w:sz w:val="36"/>
+          <w:szCs w:val="36"/>
+        </w:rPr>
+        <w:t xml:space="preserve"> </w:t>
+      </w:r>
+      <w:proofErr w:type="gramStart"/>
+      <w:r>
+        <w:rPr>
+          <w:rFonts w:ascii="Preeti" w:hAnsi="Preeti"/>
+          <w:sz w:val="36"/>
+          <w:szCs w:val="36"/>
+        </w:rPr>
+        <w:t>kg]{</w:t>
+      </w:r>
+      <w:proofErr w:type="gramEnd"/>
+      <w:r>
+        <w:rPr>
+          <w:rFonts w:ascii="Preeti" w:hAnsi="Preeti"/>
+          <w:sz w:val="36"/>
+          <w:szCs w:val="36"/>
+        </w:rPr>
+        <w:t xml:space="preserve"> rf8 </w:t>
+      </w:r>
+      <w:proofErr w:type="spellStart"/>
+      <w:r>
+        <w:rPr>
+          <w:rFonts w:ascii="Preeti" w:hAnsi="Preeti"/>
+          <w:sz w:val="36"/>
+          <w:szCs w:val="36"/>
+        </w:rPr>
+        <w:t>s'g</w:t>
+      </w:r>
+      <w:proofErr w:type="spellEnd"/>
+      <w:r>
+        <w:rPr>
+          <w:rFonts w:ascii="Preeti" w:hAnsi="Preeti"/>
+          <w:sz w:val="36"/>
+          <w:szCs w:val="36"/>
+        </w:rPr>
+        <w:t xml:space="preserve"> </w:t>
+      </w:r>
+      <w:proofErr w:type="spellStart"/>
+      <w:r>
+        <w:rPr>
+          <w:rFonts w:ascii="Preeti" w:hAnsi="Preeti"/>
+          <w:sz w:val="36"/>
+          <w:szCs w:val="36"/>
+        </w:rPr>
+        <w:t>xf</w:t>
+      </w:r>
+      <w:proofErr w:type="spellEnd"/>
+      <w:r>
+        <w:rPr>
+          <w:rFonts w:ascii="Preeti" w:hAnsi="Preeti"/>
+          <w:sz w:val="36"/>
+          <w:szCs w:val="36"/>
+        </w:rPr>
+        <w:t>] &lt;</w:t>
       </w:r>
     </w:p>
     <w:p>
@@ -4970,7 +7421,71 @@
           <w:sz w:val="36"/>
           <w:szCs w:val="36"/>
         </w:rPr>
-        <w:t xml:space="preserve">   3_ Wjlg eg]sf] s] xf] </w:t>
+        <w:t xml:space="preserve">   3_ </w:t>
+      </w:r>
+      <w:proofErr w:type="spellStart"/>
+      <w:r>
+        <w:rPr>
+          <w:rFonts w:ascii="Preeti" w:hAnsi="Preeti"/>
+          <w:sz w:val="36"/>
+          <w:szCs w:val="36"/>
+        </w:rPr>
+        <w:t>Wjlg</w:t>
+      </w:r>
+      <w:proofErr w:type="spellEnd"/>
+      <w:r>
+        <w:rPr>
+          <w:rFonts w:ascii="Preeti" w:hAnsi="Preeti"/>
+          <w:sz w:val="36"/>
+          <w:szCs w:val="36"/>
+        </w:rPr>
+        <w:t xml:space="preserve"> </w:t>
+      </w:r>
+      <w:proofErr w:type="spellStart"/>
+      <w:proofErr w:type="gramStart"/>
+      <w:r>
+        <w:rPr>
+          <w:rFonts w:ascii="Preeti" w:hAnsi="Preeti"/>
+          <w:sz w:val="36"/>
+          <w:szCs w:val="36"/>
+        </w:rPr>
+        <w:t>eg</w:t>
+      </w:r>
+      <w:proofErr w:type="spellEnd"/>
+      <w:r>
+        <w:rPr>
+          <w:rFonts w:ascii="Preeti" w:hAnsi="Preeti"/>
+          <w:sz w:val="36"/>
+          <w:szCs w:val="36"/>
+        </w:rPr>
+        <w:t>]sf</w:t>
+      </w:r>
+      <w:proofErr w:type="gramEnd"/>
+      <w:r>
+        <w:rPr>
+          <w:rFonts w:ascii="Preeti" w:hAnsi="Preeti"/>
+          <w:sz w:val="36"/>
+          <w:szCs w:val="36"/>
+        </w:rPr>
+        <w:t xml:space="preserve">] s] </w:t>
+      </w:r>
+      <w:proofErr w:type="spellStart"/>
+      <w:r>
+        <w:rPr>
+          <w:rFonts w:ascii="Preeti" w:hAnsi="Preeti"/>
+          <w:sz w:val="36"/>
+          <w:szCs w:val="36"/>
+        </w:rPr>
+        <w:t>xf</w:t>
+      </w:r>
+      <w:proofErr w:type="spellEnd"/>
+      <w:r>
+        <w:rPr>
+          <w:rFonts w:ascii="Preeti" w:hAnsi="Preeti"/>
+          <w:sz w:val="36"/>
+          <w:szCs w:val="36"/>
+        </w:rPr>
+        <w:t xml:space="preserve">] </w:t>
       </w:r>
       <w:r>
         <w:rPr>
@@ -5084,7 +7599,43 @@
           <w:sz w:val="36"/>
           <w:szCs w:val="36"/>
         </w:rPr>
-        <w:t>dfG5], hgfj/ / r/f s:tf j:t' x'g\</w:t>
+        <w:t xml:space="preserve">dfG5], </w:t>
+      </w:r>
+      <w:proofErr w:type="spellStart"/>
+      <w:r>
+        <w:rPr>
+          <w:rFonts w:ascii="Preeti" w:hAnsi="Preeti"/>
+          <w:sz w:val="36"/>
+          <w:szCs w:val="36"/>
+        </w:rPr>
+        <w:t>hgfj</w:t>
+      </w:r>
+      <w:proofErr w:type="spellEnd"/>
+      <w:r>
+        <w:rPr>
+          <w:rFonts w:ascii="Preeti" w:hAnsi="Preeti"/>
+          <w:sz w:val="36"/>
+          <w:szCs w:val="36"/>
+        </w:rPr>
+        <w:t xml:space="preserve">/ / r/f s:tf j:t' </w:t>
+      </w:r>
+      <w:proofErr w:type="spellStart"/>
+      <w:r>
+        <w:rPr>
+          <w:rFonts w:ascii="Preeti" w:hAnsi="Preeti"/>
+          <w:sz w:val="36"/>
+          <w:szCs w:val="36"/>
+        </w:rPr>
+        <w:t>x'g</w:t>
+      </w:r>
+      <w:proofErr w:type="spellEnd"/>
+      <w:r>
+        <w:rPr>
+          <w:rFonts w:ascii="Preeti" w:hAnsi="Preeti"/>
+          <w:sz w:val="36"/>
+          <w:szCs w:val="36"/>
+        </w:rPr>
+        <w:t>\</w:t>
       </w:r>
       <w:r>
         <w:rPr>
@@ -5202,25 +7753,107 @@
           <w:sz w:val="36"/>
           <w:szCs w:val="36"/>
         </w:rPr>
-        <w:t xml:space="preserve">&amp;_ s'g} @÷@ cf]6f </w:t>
-      </w:r>
-      <w:r>
-        <w:rPr>
-          <w:rFonts w:ascii="Preeti" w:hAnsi="Preeti" w:cs="Times New Roman"/>
-          <w:b/>
-          <w:sz w:val="36"/>
-          <w:szCs w:val="36"/>
-        </w:rPr>
-        <w:t xml:space="preserve">gfd </w:t>
-      </w:r>
-      <w:r>
-        <w:rPr>
-          <w:rFonts w:ascii="Preeti" w:hAnsi="Preeti" w:cs="Times New Roman"/>
-          <w:b/>
-          <w:sz w:val="36"/>
-          <w:szCs w:val="36"/>
-        </w:rPr>
-        <w:t>n]Vg'xf];\ M</w:t>
+        <w:t xml:space="preserve">&amp;_ </w:t>
+      </w:r>
+      <w:proofErr w:type="spellStart"/>
+      <w:r>
+        <w:rPr>
+          <w:rFonts w:ascii="Preeti" w:hAnsi="Preeti" w:cs="Times New Roman"/>
+          <w:b/>
+          <w:sz w:val="36"/>
+          <w:szCs w:val="36"/>
+        </w:rPr>
+        <w:t>s'g</w:t>
+      </w:r>
+      <w:proofErr w:type="spellEnd"/>
+      <w:r>
+        <w:rPr>
+          <w:rFonts w:ascii="Preeti" w:hAnsi="Preeti" w:cs="Times New Roman"/>
+          <w:b/>
+          <w:sz w:val="36"/>
+          <w:szCs w:val="36"/>
+        </w:rPr>
+        <w:t xml:space="preserve">} @÷@ </w:t>
+      </w:r>
+      <w:proofErr w:type="spellStart"/>
+      <w:r>
+        <w:rPr>
+          <w:rFonts w:ascii="Preeti" w:hAnsi="Preeti" w:cs="Times New Roman"/>
+          <w:b/>
+          <w:sz w:val="36"/>
+          <w:szCs w:val="36"/>
+        </w:rPr>
+        <w:t>cf</w:t>
+      </w:r>
+      <w:proofErr w:type="spellEnd"/>
+      <w:r>
+        <w:rPr>
+          <w:rFonts w:ascii="Preeti" w:hAnsi="Preeti" w:cs="Times New Roman"/>
+          <w:b/>
+          <w:sz w:val="36"/>
+          <w:szCs w:val="36"/>
+        </w:rPr>
+        <w:t xml:space="preserve">]6f </w:t>
+      </w:r>
+      <w:proofErr w:type="spellStart"/>
+      <w:r>
+        <w:rPr>
+          <w:rFonts w:ascii="Preeti" w:hAnsi="Preeti" w:cs="Times New Roman"/>
+          <w:b/>
+          <w:sz w:val="36"/>
+          <w:szCs w:val="36"/>
+        </w:rPr>
+        <w:t>gfd</w:t>
+      </w:r>
+      <w:proofErr w:type="spellEnd"/>
+      <w:r>
+        <w:rPr>
+          <w:rFonts w:ascii="Preeti" w:hAnsi="Preeti" w:cs="Times New Roman"/>
+          <w:b/>
+          <w:sz w:val="36"/>
+          <w:szCs w:val="36"/>
+        </w:rPr>
+        <w:t xml:space="preserve"> </w:t>
+      </w:r>
+      <w:proofErr w:type="gramStart"/>
+      <w:r>
+        <w:rPr>
+          <w:rFonts w:ascii="Preeti" w:hAnsi="Preeti" w:cs="Times New Roman"/>
+          <w:b/>
+          <w:sz w:val="36"/>
+          <w:szCs w:val="36"/>
+        </w:rPr>
+        <w:t>n]</w:t>
+      </w:r>
+      <w:proofErr w:type="spellStart"/>
+      <w:r>
+        <w:rPr>
+          <w:rFonts w:ascii="Preeti" w:hAnsi="Preeti" w:cs="Times New Roman"/>
+          <w:b/>
+          <w:sz w:val="36"/>
+          <w:szCs w:val="36"/>
+        </w:rPr>
+        <w:t>Vg'xf</w:t>
+      </w:r>
+      <w:proofErr w:type="spellEnd"/>
+      <w:r>
+        <w:rPr>
+          <w:rFonts w:ascii="Preeti" w:hAnsi="Preeti" w:cs="Times New Roman"/>
+          <w:b/>
+          <w:sz w:val="36"/>
+          <w:szCs w:val="36"/>
+        </w:rPr>
+        <w:t>];\</w:t>
+      </w:r>
+      <w:proofErr w:type="gramEnd"/>
+      <w:r>
+        <w:rPr>
+          <w:rFonts w:ascii="Preeti" w:hAnsi="Preeti" w:cs="Times New Roman"/>
+          <w:b/>
+          <w:sz w:val="36"/>
+          <w:szCs w:val="36"/>
+        </w:rPr>
+        <w:t xml:space="preserve"> M</w:t>
       </w:r>
       <w:r>
         <w:rPr>
@@ -5489,23 +8122,71 @@
           <w:sz w:val="36"/>
           <w:szCs w:val="36"/>
         </w:rPr>
-        <w:t>s_ kfgLsf</w:t>
-      </w:r>
-      <w:r>
-        <w:rPr>
-          <w:rFonts w:ascii="Preeti" w:hAnsi="Preeti" w:cs="Times New Roman"/>
-          <w:sz w:val="36"/>
-          <w:szCs w:val="36"/>
-        </w:rPr>
-        <w:t xml:space="preserve"> ;|f]tsf</w:t>
-      </w:r>
-      <w:r>
-        <w:rPr>
-          <w:rFonts w:ascii="Preeti" w:hAnsi="Preeti" w:cs="Times New Roman"/>
-          <w:sz w:val="36"/>
-          <w:szCs w:val="36"/>
-        </w:rPr>
-        <w:t xml:space="preserve"> gfd M</w:t>
+        <w:t xml:space="preserve">s_ </w:t>
+      </w:r>
+      <w:proofErr w:type="spellStart"/>
+      <w:r>
+        <w:rPr>
+          <w:rFonts w:ascii="Preeti" w:hAnsi="Preeti" w:cs="Times New Roman"/>
+          <w:sz w:val="36"/>
+          <w:szCs w:val="36"/>
+        </w:rPr>
+        <w:t>kfgLsf</w:t>
+      </w:r>
+      <w:proofErr w:type="spellEnd"/>
+      <w:r>
+        <w:rPr>
+          <w:rFonts w:ascii="Preeti" w:hAnsi="Preeti" w:cs="Times New Roman"/>
+          <w:sz w:val="36"/>
+          <w:szCs w:val="36"/>
+        </w:rPr>
+        <w:t xml:space="preserve"> ;|</w:t>
+      </w:r>
+      <w:proofErr w:type="gramStart"/>
+      <w:r>
+        <w:rPr>
+          <w:rFonts w:ascii="Preeti" w:hAnsi="Preeti" w:cs="Times New Roman"/>
+          <w:sz w:val="36"/>
+          <w:szCs w:val="36"/>
+        </w:rPr>
+        <w:t>f]</w:t>
+      </w:r>
+      <w:proofErr w:type="spellStart"/>
+      <w:r>
+        <w:rPr>
+          <w:rFonts w:ascii="Preeti" w:hAnsi="Preeti" w:cs="Times New Roman"/>
+          <w:sz w:val="36"/>
+          <w:szCs w:val="36"/>
+        </w:rPr>
+        <w:t>tsf</w:t>
+      </w:r>
+      <w:proofErr w:type="spellEnd"/>
+      <w:proofErr w:type="gramEnd"/>
+      <w:r>
+        <w:rPr>
+          <w:rFonts w:ascii="Preeti" w:hAnsi="Preeti" w:cs="Times New Roman"/>
+          <w:sz w:val="36"/>
+          <w:szCs w:val="36"/>
+        </w:rPr>
+        <w:t xml:space="preserve"> </w:t>
+      </w:r>
+      <w:proofErr w:type="spellStart"/>
+      <w:r>
+        <w:rPr>
+          <w:rFonts w:ascii="Preeti" w:hAnsi="Preeti" w:cs="Times New Roman"/>
+          <w:sz w:val="36"/>
+          <w:szCs w:val="36"/>
+        </w:rPr>
+        <w:t>gfd</w:t>
+      </w:r>
+      <w:proofErr w:type="spellEnd"/>
+      <w:r>
+        <w:rPr>
+          <w:rFonts w:ascii="Preeti" w:hAnsi="Preeti" w:cs="Times New Roman"/>
+          <w:sz w:val="36"/>
+          <w:szCs w:val="36"/>
+        </w:rPr>
+        <w:t xml:space="preserve"> M</w:t>
       </w:r>
     </w:p>
     <w:p>
@@ -5665,15 +8346,43 @@
           <w:sz w:val="36"/>
           <w:szCs w:val="36"/>
         </w:rPr>
-        <w:t xml:space="preserve">z/L/sf cª\usf </w:t>
-      </w:r>
-      <w:r>
-        <w:rPr>
-          <w:rFonts w:ascii="Preeti" w:hAnsi="Preeti" w:cs="Times New Roman"/>
-          <w:sz w:val="36"/>
-          <w:szCs w:val="36"/>
-        </w:rPr>
-        <w:t>gfd M</w:t>
+        <w:t>z/L/sf cª\</w:t>
+      </w:r>
+      <w:proofErr w:type="spellStart"/>
+      <w:r>
+        <w:rPr>
+          <w:rFonts w:ascii="Preeti" w:hAnsi="Preeti" w:cs="Times New Roman"/>
+          <w:sz w:val="36"/>
+          <w:szCs w:val="36"/>
+        </w:rPr>
+        <w:t>usf</w:t>
+      </w:r>
+      <w:proofErr w:type="spellEnd"/>
+      <w:r>
+        <w:rPr>
+          <w:rFonts w:ascii="Preeti" w:hAnsi="Preeti" w:cs="Times New Roman"/>
+          <w:sz w:val="36"/>
+          <w:szCs w:val="36"/>
+        </w:rPr>
+        <w:t xml:space="preserve"> </w:t>
+      </w:r>
+      <w:proofErr w:type="spellStart"/>
+      <w:r>
+        <w:rPr>
+          <w:rFonts w:ascii="Preeti" w:hAnsi="Preeti" w:cs="Times New Roman"/>
+          <w:sz w:val="36"/>
+          <w:szCs w:val="36"/>
+        </w:rPr>
+        <w:t>gfd</w:t>
+      </w:r>
+      <w:proofErr w:type="spellEnd"/>
+      <w:r>
+        <w:rPr>
+          <w:rFonts w:ascii="Preeti" w:hAnsi="Preeti" w:cs="Times New Roman"/>
+          <w:sz w:val="36"/>
+          <w:szCs w:val="36"/>
+        </w:rPr>
+        <w:t xml:space="preserve"> M</w:t>
       </w:r>
     </w:p>
     <w:p>
@@ -5826,23 +8535,51 @@
           <w:sz w:val="36"/>
           <w:szCs w:val="36"/>
         </w:rPr>
-        <w:t xml:space="preserve">   u_ t/sf/L</w:t>
-      </w:r>
-      <w:r>
-        <w:rPr>
-          <w:rFonts w:ascii="Preeti" w:hAnsi="Preeti" w:cs="Times New Roman"/>
-          <w:sz w:val="36"/>
-          <w:szCs w:val="36"/>
-        </w:rPr>
-        <w:t xml:space="preserve">sf </w:t>
-      </w:r>
-      <w:r>
-        <w:rPr>
-          <w:rFonts w:ascii="Preeti" w:hAnsi="Preeti" w:cs="Times New Roman"/>
-          <w:sz w:val="36"/>
-          <w:szCs w:val="36"/>
-        </w:rPr>
-        <w:t>gfd M</w:t>
+        <w:t xml:space="preserve">   u_ t/sf/</w:t>
+      </w:r>
+      <w:proofErr w:type="spellStart"/>
+      <w:r>
+        <w:rPr>
+          <w:rFonts w:ascii="Preeti" w:hAnsi="Preeti" w:cs="Times New Roman"/>
+          <w:sz w:val="36"/>
+          <w:szCs w:val="36"/>
+        </w:rPr>
+        <w:t>L</w:t>
+      </w:r>
+      <w:r>
+        <w:rPr>
+          <w:rFonts w:ascii="Preeti" w:hAnsi="Preeti" w:cs="Times New Roman"/>
+          <w:sz w:val="36"/>
+          <w:szCs w:val="36"/>
+        </w:rPr>
+        <w:t>sf</w:t>
+      </w:r>
+      <w:proofErr w:type="spellEnd"/>
+      <w:r>
+        <w:rPr>
+          <w:rFonts w:ascii="Preeti" w:hAnsi="Preeti" w:cs="Times New Roman"/>
+          <w:sz w:val="36"/>
+          <w:szCs w:val="36"/>
+        </w:rPr>
+        <w:t xml:space="preserve"> </w:t>
+      </w:r>
+      <w:proofErr w:type="spellStart"/>
+      <w:r>
+        <w:rPr>
+          <w:rFonts w:ascii="Preeti" w:hAnsi="Preeti" w:cs="Times New Roman"/>
+          <w:sz w:val="36"/>
+          <w:szCs w:val="36"/>
+        </w:rPr>
+        <w:t>gfd</w:t>
+      </w:r>
+      <w:proofErr w:type="spellEnd"/>
+      <w:r>
+        <w:rPr>
+          <w:rFonts w:ascii="Preeti" w:hAnsi="Preeti" w:cs="Times New Roman"/>
+          <w:sz w:val="36"/>
+          <w:szCs w:val="36"/>
+        </w:rPr>
+        <w:t xml:space="preserve"> M</w:t>
       </w:r>
     </w:p>
     <w:p>
@@ -5998,13 +8735,79 @@
         </w:rPr>
         <w:t xml:space="preserve">   3</w:t>
       </w:r>
-      <w:r>
-        <w:rPr>
-          <w:rFonts w:ascii="Preeti" w:hAnsi="Preeti" w:cs="Times New Roman"/>
-          <w:sz w:val="36"/>
-          <w:szCs w:val="36"/>
-        </w:rPr>
-        <w:t>_ ;ª\uLtsf ;fwgsf gfd M</w:t>
+      <w:proofErr w:type="gramStart"/>
+      <w:r>
+        <w:rPr>
+          <w:rFonts w:ascii="Preeti" w:hAnsi="Preeti" w:cs="Times New Roman"/>
+          <w:sz w:val="36"/>
+          <w:szCs w:val="36"/>
+        </w:rPr>
+        <w:t>_ ;ª</w:t>
+      </w:r>
+      <w:proofErr w:type="gramEnd"/>
+      <w:r>
+        <w:rPr>
+          <w:rFonts w:ascii="Preeti" w:hAnsi="Preeti" w:cs="Times New Roman"/>
+          <w:sz w:val="36"/>
+          <w:szCs w:val="36"/>
+        </w:rPr>
+        <w:t>\</w:t>
+      </w:r>
+      <w:proofErr w:type="spellStart"/>
+      <w:proofErr w:type="gramStart"/>
+      <w:r>
+        <w:rPr>
+          <w:rFonts w:ascii="Preeti" w:hAnsi="Preeti" w:cs="Times New Roman"/>
+          <w:sz w:val="36"/>
+          <w:szCs w:val="36"/>
+        </w:rPr>
+        <w:t>uLtsf</w:t>
+      </w:r>
+      <w:proofErr w:type="spellEnd"/>
+      <w:r>
+        <w:rPr>
+          <w:rFonts w:ascii="Preeti" w:hAnsi="Preeti" w:cs="Times New Roman"/>
+          <w:sz w:val="36"/>
+          <w:szCs w:val="36"/>
+        </w:rPr>
+        <w:t xml:space="preserve"> ;</w:t>
+      </w:r>
+      <w:proofErr w:type="spellStart"/>
+      <w:r>
+        <w:rPr>
+          <w:rFonts w:ascii="Preeti" w:hAnsi="Preeti" w:cs="Times New Roman"/>
+          <w:sz w:val="36"/>
+          <w:szCs w:val="36"/>
+        </w:rPr>
+        <w:t>fwgsf</w:t>
+      </w:r>
+      <w:proofErr w:type="spellEnd"/>
+      <w:proofErr w:type="gramEnd"/>
+      <w:r>
+        <w:rPr>
+          <w:rFonts w:ascii="Preeti" w:hAnsi="Preeti" w:cs="Times New Roman"/>
+          <w:sz w:val="36"/>
+          <w:szCs w:val="36"/>
+        </w:rPr>
+        <w:t xml:space="preserve"> </w:t>
+      </w:r>
+      <w:proofErr w:type="spellStart"/>
+      <w:r>
+        <w:rPr>
+          <w:rFonts w:ascii="Preeti" w:hAnsi="Preeti" w:cs="Times New Roman"/>
+          <w:sz w:val="36"/>
+          <w:szCs w:val="36"/>
+        </w:rPr>
+        <w:t>gfd</w:t>
+      </w:r>
+      <w:proofErr w:type="spellEnd"/>
+      <w:r>
+        <w:rPr>
+          <w:rFonts w:ascii="Preeti" w:hAnsi="Preeti" w:cs="Times New Roman"/>
+          <w:sz w:val="36"/>
+          <w:szCs w:val="36"/>
+        </w:rPr>
+        <w:t xml:space="preserve"> M</w:t>
       </w:r>
     </w:p>
     <w:p>
@@ -6127,23 +8930,94 @@
         </w:rPr>
         <w:t xml:space="preserve"> </w:t>
       </w:r>
-      <w:r>
-        <w:rPr>
-          <w:rFonts w:ascii="Preeti" w:hAnsi="Preeti"/>
-          <w:b/>
-          <w:sz w:val="36"/>
-          <w:szCs w:val="36"/>
-        </w:rPr>
-        <w:t>lrqsf] gfd n]Vg'</w:t>
-      </w:r>
-      <w:r>
-        <w:rPr>
-          <w:rFonts w:ascii="Preeti" w:hAnsi="Preeti"/>
-          <w:b/>
-          <w:sz w:val="36"/>
-          <w:szCs w:val="36"/>
-        </w:rPr>
-        <w:t>xf];\ M</w:t>
+      <w:proofErr w:type="spellStart"/>
+      <w:r>
+        <w:rPr>
+          <w:rFonts w:ascii="Preeti" w:hAnsi="Preeti"/>
+          <w:b/>
+          <w:sz w:val="36"/>
+          <w:szCs w:val="36"/>
+        </w:rPr>
+        <w:t>lrqsf</w:t>
+      </w:r>
+      <w:proofErr w:type="spellEnd"/>
+      <w:r>
+        <w:rPr>
+          <w:rFonts w:ascii="Preeti" w:hAnsi="Preeti"/>
+          <w:b/>
+          <w:sz w:val="36"/>
+          <w:szCs w:val="36"/>
+        </w:rPr>
+        <w:t xml:space="preserve">] </w:t>
+      </w:r>
+      <w:proofErr w:type="spellStart"/>
+      <w:r>
+        <w:rPr>
+          <w:rFonts w:ascii="Preeti" w:hAnsi="Preeti"/>
+          <w:b/>
+          <w:sz w:val="36"/>
+          <w:szCs w:val="36"/>
+        </w:rPr>
+        <w:t>gfd</w:t>
+      </w:r>
+      <w:proofErr w:type="spellEnd"/>
+      <w:r>
+        <w:rPr>
+          <w:rFonts w:ascii="Preeti" w:hAnsi="Preeti"/>
+          <w:b/>
+          <w:sz w:val="36"/>
+          <w:szCs w:val="36"/>
+        </w:rPr>
+        <w:t xml:space="preserve"> </w:t>
+      </w:r>
+      <w:proofErr w:type="gramStart"/>
+      <w:r>
+        <w:rPr>
+          <w:rFonts w:ascii="Preeti" w:hAnsi="Preeti"/>
+          <w:b/>
+          <w:sz w:val="36"/>
+          <w:szCs w:val="36"/>
+        </w:rPr>
+        <w:t>n]</w:t>
+      </w:r>
+      <w:proofErr w:type="spellStart"/>
+      <w:r>
+        <w:rPr>
+          <w:rFonts w:ascii="Preeti" w:hAnsi="Preeti"/>
+          <w:b/>
+          <w:sz w:val="36"/>
+          <w:szCs w:val="36"/>
+        </w:rPr>
+        <w:t>Vg'</w:t>
+      </w:r>
+      <w:r>
+        <w:rPr>
+          <w:rFonts w:ascii="Preeti" w:hAnsi="Preeti"/>
+          <w:b/>
+          <w:sz w:val="36"/>
+          <w:szCs w:val="36"/>
+        </w:rPr>
+        <w:t>xf</w:t>
+      </w:r>
+      <w:proofErr w:type="spellEnd"/>
+      <w:r>
+        <w:rPr>
+          <w:rFonts w:ascii="Preeti" w:hAnsi="Preeti"/>
+          <w:b/>
+          <w:sz w:val="36"/>
+          <w:szCs w:val="36"/>
+        </w:rPr>
+        <w:t>];\</w:t>
+      </w:r>
+      <w:proofErr w:type="gramEnd"/>
+      <w:r>
+        <w:rPr>
+          <w:rFonts w:ascii="Preeti" w:hAnsi="Preeti"/>
+          <w:b/>
+          <w:sz w:val="36"/>
+          <w:szCs w:val="36"/>
+        </w:rPr>
+        <w:t xml:space="preserve"> M</w:t>
       </w:r>
       <w:r>
         <w:rPr>
@@ -6322,7 +9196,7 @@
           <w:szCs w:val="36"/>
         </w:rPr>
         <w:drawing>
-          <wp:anchor distT="0" distB="0" distL="114300" distR="114300" simplePos="0" relativeHeight="251858944" behindDoc="0" locked="0" layoutInCell="1" allowOverlap="1" wp14:anchorId="1FFDFE97" wp14:editId="052382AF">
+          <wp:anchor distT="0" distB="0" distL="114300" distR="114300" simplePos="0" relativeHeight="251858944" behindDoc="0" locked="0" layoutInCell="1" allowOverlap="1" wp14:anchorId="1FFDFE97" wp14:editId="102AC289">
             <wp:simplePos x="0" y="0"/>
             <wp:positionH relativeFrom="column">
               <wp:posOffset>3990975</wp:posOffset>
@@ -6841,16 +9715,16 @@
         <mc:AlternateContent>
           <mc:Choice Requires="wps">
             <w:drawing>
-              <wp:anchor distT="0" distB="0" distL="114300" distR="114300" simplePos="0" relativeHeight="251872256" behindDoc="0" locked="0" layoutInCell="1" allowOverlap="1" wp14:anchorId="71678E8B" wp14:editId="2FB3B081">
+              <wp:anchor distT="0" distB="0" distL="114300" distR="114300" simplePos="0" relativeHeight="251872256" behindDoc="0" locked="0" layoutInCell="1" allowOverlap="1" wp14:anchorId="71678E8B" wp14:editId="2B9B75C4">
                 <wp:simplePos x="0" y="0"/>
                 <wp:positionH relativeFrom="column">
-                  <wp:posOffset>203200</wp:posOffset>
+                  <wp:posOffset>202565</wp:posOffset>
                 </wp:positionH>
                 <wp:positionV relativeFrom="paragraph">
-                  <wp:posOffset>282575</wp:posOffset>
+                  <wp:posOffset>278765</wp:posOffset>
                 </wp:positionV>
-                <wp:extent cx="6543675" cy="3068955"/>
-                <wp:effectExtent l="0" t="0" r="28575" b="17145"/>
+                <wp:extent cx="6543675" cy="4324985"/>
+                <wp:effectExtent l="0" t="0" r="28575" b="18415"/>
                 <wp:wrapSquare wrapText="bothSides"/>
                 <wp:docPr id="38" name="Rectangle 38"/>
                 <wp:cNvGraphicFramePr/>
@@ -6861,7 +9735,7 @@
                       <wps:spPr>
                         <a:xfrm>
                           <a:off x="0" y="0"/>
-                          <a:ext cx="6543675" cy="3068955"/>
+                          <a:ext cx="6543675" cy="4324985"/>
                         </a:xfrm>
                         <a:prstGeom prst="rect">
                           <a:avLst/>
@@ -6911,7 +9785,7 @@
           </mc:Choice>
           <mc:Fallback>
             <w:pict>
-              <v:rect w14:anchorId="71678E8B" id="Rectangle 38" o:spid="_x0000_s1027" style="position:absolute;margin-left:16pt;margin-top:22.25pt;width:515.25pt;height:241.65pt;z-index:251872256;visibility:visible;mso-wrap-style:square;mso-width-percent:0;mso-height-percent:0;mso-wrap-distance-left:9pt;mso-wrap-distance-top:0;mso-wrap-distance-right:9pt;mso-wrap-distance-bottom:0;mso-position-horizontal:absolute;mso-position-horizontal-relative:text;mso-position-vertical:absolute;mso-position-vertical-relative:text;mso-width-percent:0;mso-height-percent:0;mso-width-relative:margin;mso-height-relative:margin;v-text-anchor:middle" o:gfxdata="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" fillcolor="white [3201]" strokecolor="black [3213]" strokeweight="1.5pt">
+              <v:rect w14:anchorId="71678E8B" id="Rectangle 38" o:spid="_x0000_s1027" style="position:absolute;margin-left:15.95pt;margin-top:21.95pt;width:515.25pt;height:340.55pt;z-index:251872256;visibility:visible;mso-wrap-style:square;mso-width-percent:0;mso-height-percent:0;mso-wrap-distance-left:9pt;mso-wrap-distance-top:0;mso-wrap-distance-right:9pt;mso-wrap-distance-bottom:0;mso-position-horizontal:absolute;mso-position-horizontal-relative:text;mso-position-vertical:absolute;mso-position-vertical-relative:text;mso-width-percent:0;mso-height-percent:0;mso-width-relative:margin;mso-height-relative:margin;v-text-anchor:middle" o:gfxdata="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" fillcolor="white [3201]" strokecolor="black [3213]" strokeweight="1.5pt">
                 <v:textbox>
                   <w:txbxContent>
                     <w:p/>
@@ -7057,6 +9931,8 @@
       <w:pPr>
         <w:rPr>
           <w:rFonts w:ascii="Preeti" w:hAnsi="Preeti"/>
+          <w:b/>
+          <w:noProof/>
           <w:sz w:val="36"/>
           <w:szCs w:val="36"/>
         </w:rPr>
@@ -7064,12 +9940,25 @@
     </w:p>
     <w:p>
       <w:pPr>
-        <w:rPr>
-          <w:rFonts w:ascii="Preeti" w:hAnsi="Preeti"/>
-          <w:sz w:val="36"/>
-          <w:szCs w:val="36"/>
-        </w:rPr>
-      </w:pPr>
+        <w:jc w:val="center"/>
+        <w:rPr>
+          <w:rFonts w:ascii="Preeti" w:hAnsi="Preeti"/>
+          <w:b/>
+          <w:noProof/>
+          <w:sz w:val="36"/>
+          <w:szCs w:val="36"/>
+        </w:rPr>
+      </w:pPr>
+      <w:r>
+        <w:rPr>
+          <w:rFonts w:ascii="Preeti" w:hAnsi="Preeti"/>
+          <w:b/>
+          <w:noProof/>
+          <w:sz w:val="36"/>
+          <w:szCs w:val="36"/>
+        </w:rPr>
+        <w:t>;dfKt</w:t>
+      </w:r>
     </w:p>
     <w:sectPr>
       <w:pgSz w:w="11907" w:h="16839" w:code="9"/>
